--- a/Labs/lab12 curveTracer Deboo/curveTracer Deboo Document.docx
+++ b/Labs/lab12 curveTracer Deboo/curveTracer Deboo Document.docx
@@ -1,6 +1,6 @@
 
 <file path=word/document.xml><?xml version="1.0" encoding="utf-8"?>
-<w:document xmlns:wpc="http://schemas.microsoft.com/office/word/2010/wordprocessingCanvas" xmlns:cx="http://schemas.microsoft.com/office/drawing/2014/chartex" xmlns:cx1="http://schemas.microsoft.com/office/drawing/2015/9/8/chartex" xmlns:cx2="http://schemas.microsoft.com/office/drawing/2015/10/21/chartex" xmlns:cx3="http://schemas.microsoft.com/office/drawing/2016/5/9/chartex" xmlns:cx4="http://schemas.microsoft.com/office/drawing/2016/5/10/chartex" xmlns:cx5="http://schemas.microsoft.com/office/drawing/2016/5/11/chartex" xmlns:cx6="http://schemas.microsoft.com/office/drawing/2016/5/12/chartex" xmlns:cx7="http://schemas.microsoft.com/office/drawing/2016/5/13/chartex" xmlns:cx8="http://schemas.microsoft.com/office/drawing/2016/5/14/chartex" xmlns:mc="http://schemas.openxmlformats.org/markup-compatibility/2006" xmlns:aink="http://schemas.microsoft.com/office/drawing/2016/ink" xmlns:am3d="http://schemas.microsoft.com/office/drawing/2017/model3d" xmlns:o="urn:schemas-microsoft-com:office:office" xmlns:oel="http://schemas.microsoft.com/office/2019/extlst" xmlns:r="http://schemas.openxmlformats.org/officeDocument/2006/relationships" xmlns:m="http://schemas.openxmlformats.org/officeDocument/2006/math" xmlns:v="urn:schemas-microsoft-com:vml" xmlns:wp14="http://schemas.microsoft.com/office/word/2010/wordprocessingDrawing" xmlns:wp="http://schemas.openxmlformats.org/drawingml/2006/wordprocessingDrawing" xmlns:w10="urn:schemas-microsoft-com:office:word" xmlns:w="http://schemas.openxmlformats.org/wordprocessingml/2006/main" xmlns:w14="http://schemas.microsoft.com/office/word/2010/wordml" xmlns:w15="http://schemas.microsoft.com/office/word/2012/wordml" xmlns:w16cex="http://schemas.microsoft.com/office/word/2018/wordml/cex" xmlns:w16cid="http://schemas.microsoft.com/office/word/2016/wordml/cid" xmlns:w16="http://schemas.microsoft.com/office/word/2018/wordml" xmlns:w16du="http://schemas.microsoft.com/office/word/2023/wordml/word16du" xmlns:w16sdtdh="http://schemas.microsoft.com/office/word/2020/wordml/sdtdatahash" xmlns:w16se="http://schemas.microsoft.com/office/word/2015/wordml/symex" xmlns:wpg="http://schemas.microsoft.com/office/word/2010/wordprocessingGroup" xmlns:wpi="http://schemas.microsoft.com/office/word/2010/wordprocessingInk" xmlns:wne="http://schemas.microsoft.com/office/word/2006/wordml" xmlns:wps="http://schemas.microsoft.com/office/word/2010/wordprocessingShape" mc:Ignorable="w14 w15 w16se w16cid w16 w16cex w16sdtdh w16du wp14">
+<w:document xmlns:wpc="http://schemas.microsoft.com/office/word/2010/wordprocessingCanvas" xmlns:cx="http://schemas.microsoft.com/office/drawing/2014/chartex" xmlns:cx1="http://schemas.microsoft.com/office/drawing/2015/9/8/chartex" xmlns:cx2="http://schemas.microsoft.com/office/drawing/2015/10/21/chartex" xmlns:cx3="http://schemas.microsoft.com/office/drawing/2016/5/9/chartex" xmlns:cx4="http://schemas.microsoft.com/office/drawing/2016/5/10/chartex" xmlns:cx5="http://schemas.microsoft.com/office/drawing/2016/5/11/chartex" xmlns:cx6="http://schemas.microsoft.com/office/drawing/2016/5/12/chartex" xmlns:cx7="http://schemas.microsoft.com/office/drawing/2016/5/13/chartex" xmlns:cx8="http://schemas.microsoft.com/office/drawing/2016/5/14/chartex" xmlns:mc="http://schemas.openxmlformats.org/markup-compatibility/2006" xmlns:aink="http://schemas.microsoft.com/office/drawing/2016/ink" xmlns:am3d="http://schemas.microsoft.com/office/drawing/2017/model3d" xmlns:o="urn:schemas-microsoft-com:office:office" xmlns:oel="http://schemas.microsoft.com/office/2019/extlst" xmlns:r="http://schemas.openxmlformats.org/officeDocument/2006/relationships" xmlns:m="http://schemas.openxmlformats.org/officeDocument/2006/math" xmlns:v="urn:schemas-microsoft-com:vml" xmlns:wp14="http://schemas.microsoft.com/office/word/2010/wordprocessingDrawing" xmlns:wp="http://schemas.openxmlformats.org/drawingml/2006/wordprocessingDrawing" xmlns:w10="urn:schemas-microsoft-com:office:word" xmlns:w="http://schemas.openxmlformats.org/wordprocessingml/2006/main" xmlns:w14="http://schemas.microsoft.com/office/word/2010/wordml" xmlns:w15="http://schemas.microsoft.com/office/word/2012/wordml" xmlns:w16cex="http://schemas.microsoft.com/office/word/2018/wordml/cex" xmlns:w16cid="http://schemas.microsoft.com/office/word/2016/wordml/cid" xmlns:w16="http://schemas.microsoft.com/office/word/2018/wordml" xmlns:w16du="http://schemas.microsoft.com/office/word/2023/wordml/word16du" xmlns:w16sdtdh="http://schemas.microsoft.com/office/word/2020/wordml/sdtdatahash" xmlns:w16sdtfl="http://schemas.microsoft.com/office/word/2024/wordml/sdtformatlock" xmlns:w16se="http://schemas.microsoft.com/office/word/2015/wordml/symex" xmlns:wpg="http://schemas.microsoft.com/office/word/2010/wordprocessingGroup" xmlns:wpi="http://schemas.microsoft.com/office/word/2010/wordprocessingInk" xmlns:wne="http://schemas.microsoft.com/office/word/2006/wordml" xmlns:wps="http://schemas.microsoft.com/office/word/2010/wordprocessingShape" mc:Ignorable="w14 w15 w16se w16cid w16 w16cex w16sdtdh w16sdtfl w16du wp14">
   <w:body>
     <w:p>
       <w:pPr>
@@ -14,7 +14,7 @@
         <mc:AlternateContent>
           <mc:Choice Requires="wps">
             <w:drawing>
-              <wp:anchor distT="0" distB="0" distL="114300" distR="114300" simplePos="0" relativeHeight="251659264" behindDoc="0" locked="0" layoutInCell="1" allowOverlap="1" wp14:anchorId="30631AF6" wp14:editId="438EBCFD">
+              <wp:anchor distT="0" distB="0" distL="114300" distR="114300" simplePos="0" relativeHeight="251659264" behindDoc="0" locked="0" layoutInCell="1" allowOverlap="1" wp14:anchorId="30631AF6" wp14:editId="559A3287">
                 <wp:simplePos x="0" y="0"/>
                 <wp:positionH relativeFrom="margin">
                   <wp:align>center</wp:align>
@@ -889,86 +889,27 @@
       <w:pPr>
         <w:spacing w:before="100" w:beforeAutospacing="1" w:after="100" w:afterAutospacing="1" w:line="240" w:lineRule="auto"/>
         <w:ind w:left="-5"/>
-      </w:pPr>
-      <w:r>
-        <w:t>In this third lab</w:t>
-      </w:r>
-      <w:r>
-        <w:t xml:space="preserve"> </w:t>
-      </w:r>
-      <w:r>
-        <w:t xml:space="preserve">of </w:t>
-      </w:r>
-      <w:r>
-        <w:t>the BJT Curve Tracer</w:t>
-      </w:r>
-      <w:r>
-        <w:t xml:space="preserve">, </w:t>
-      </w:r>
-      <w:r>
-        <w:t xml:space="preserve">shown in </w:t>
-      </w:r>
-      <w:r>
-        <w:fldChar w:fldCharType="begin"/>
-      </w:r>
-      <w:r>
-        <w:instrText xml:space="preserve"> REF _Ref94471249 \h </w:instrText>
-      </w:r>
-      <w:r>
-        <w:fldChar w:fldCharType="separate"/>
-      </w:r>
-      <w:r>
-        <w:t xml:space="preserve">Figure </w:t>
-      </w:r>
-      <w:r>
         <w:rPr>
           <w:noProof/>
         </w:rPr>
-        <w:t>1</w:t>
-      </w:r>
-      <w:r>
-        <w:fldChar w:fldCharType="end"/>
-      </w:r>
-      <w:r>
-        <w:t xml:space="preserve">, you will </w:t>
-      </w:r>
-      <w:r>
-        <w:t xml:space="preserve">explore the Deboo Integrator, a circuit </w:t>
-      </w:r>
-      <w:r>
-        <w:t xml:space="preserve">that takes the </w:t>
-      </w:r>
-      <w:r>
-        <w:t>integra</w:t>
-      </w:r>
-      <w:r>
-        <w:t>l</w:t>
-      </w:r>
-      <w:r>
-        <w:t xml:space="preserve"> </w:t>
-      </w:r>
-      <w:r>
-        <w:t xml:space="preserve">of </w:t>
-      </w:r>
-      <w:r>
-        <w:t xml:space="preserve">its input. </w:t>
-      </w:r>
-    </w:p>
-    <w:p>
-      <w:pPr>
-        <w:keepNext/>
-        <w:spacing w:after="160" w:line="259" w:lineRule="auto"/>
-        <w:ind w:left="0" w:firstLine="0"/>
       </w:pPr>
       <w:r>
         <w:rPr>
           <w:noProof/>
         </w:rPr>
         <w:drawing>
-          <wp:inline distT="0" distB="0" distL="0" distR="0" wp14:anchorId="23D8C901" wp14:editId="4C80A469">
-            <wp:extent cx="4193895" cy="3244850"/>
-            <wp:effectExtent l="0" t="0" r="0" b="0"/>
-            <wp:docPr id="1109961210" name="Picture 1"/>
+          <wp:anchor distT="0" distB="0" distL="114300" distR="114300" simplePos="0" relativeHeight="251660288" behindDoc="1" locked="0" layoutInCell="1" allowOverlap="1" wp14:anchorId="362B2E37" wp14:editId="60F84BFB">
+            <wp:simplePos x="0" y="0"/>
+            <wp:positionH relativeFrom="margin">
+              <wp:align>left</wp:align>
+            </wp:positionH>
+            <wp:positionV relativeFrom="paragraph">
+              <wp:posOffset>527925</wp:posOffset>
+            </wp:positionV>
+            <wp:extent cx="4951562" cy="3428004"/>
+            <wp:effectExtent l="0" t="0" r="1905" b="1270"/>
+            <wp:wrapNone/>
+            <wp:docPr id="1093610751" name="Picture 14"/>
             <wp:cNvGraphicFramePr>
               <a:graphicFrameLocks xmlns:a="http://schemas.openxmlformats.org/drawingml/2006/main" noChangeAspect="1"/>
             </wp:cNvGraphicFramePr>
@@ -976,8 +917,10 @@
               <a:graphicData uri="http://schemas.openxmlformats.org/drawingml/2006/picture">
                 <pic:pic xmlns:pic="http://schemas.openxmlformats.org/drawingml/2006/picture">
                   <pic:nvPicPr>
-                    <pic:cNvPr id="1109961210" name="Picture 1109961210"/>
-                    <pic:cNvPicPr/>
+                    <pic:cNvPr id="0" name="Picture 2"/>
+                    <pic:cNvPicPr>
+                      <a:picLocks noChangeAspect="1" noChangeArrowheads="1"/>
+                    </pic:cNvPicPr>
                   </pic:nvPicPr>
                   <pic:blipFill>
                     <a:blip r:embed="rId8" cstate="print">
@@ -987,25 +930,323 @@
                         </a:ext>
                       </a:extLst>
                     </a:blip>
+                    <a:srcRect/>
                     <a:stretch>
                       <a:fillRect/>
                     </a:stretch>
                   </pic:blipFill>
-                  <pic:spPr>
+                  <pic:spPr bwMode="auto">
                     <a:xfrm>
                       <a:off x="0" y="0"/>
-                      <a:ext cx="4245970" cy="3285141"/>
+                      <a:ext cx="4964870" cy="3437217"/>
                     </a:xfrm>
                     <a:prstGeom prst="rect">
                       <a:avLst/>
                     </a:prstGeom>
+                    <a:noFill/>
+                    <a:ln>
+                      <a:noFill/>
+                    </a:ln>
                   </pic:spPr>
                 </pic:pic>
               </a:graphicData>
             </a:graphic>
-          </wp:inline>
+            <wp14:sizeRelH relativeFrom="margin">
+              <wp14:pctWidth>0</wp14:pctWidth>
+            </wp14:sizeRelH>
+            <wp14:sizeRelV relativeFrom="margin">
+              <wp14:pctHeight>0</wp14:pctHeight>
+            </wp14:sizeRelV>
+          </wp:anchor>
         </w:drawing>
       </w:r>
+      <w:r>
+        <w:t>In this third lab</w:t>
+      </w:r>
+      <w:r>
+        <w:t xml:space="preserve"> </w:t>
+      </w:r>
+      <w:r>
+        <w:t xml:space="preserve">of </w:t>
+      </w:r>
+      <w:r>
+        <w:t>the BJT Curve Tracer</w:t>
+      </w:r>
+      <w:r>
+        <w:t xml:space="preserve">, </w:t>
+      </w:r>
+      <w:r>
+        <w:t xml:space="preserve">shown in </w:t>
+      </w:r>
+      <w:r>
+        <w:fldChar w:fldCharType="begin"/>
+      </w:r>
+      <w:r>
+        <w:instrText xml:space="preserve"> REF _Ref94471249 \h </w:instrText>
+      </w:r>
+      <w:r>
+        <w:fldChar w:fldCharType="separate"/>
+      </w:r>
+      <w:r>
+        <w:t xml:space="preserve">Figure </w:t>
+      </w:r>
+      <w:r>
+        <w:rPr>
+          <w:noProof/>
+        </w:rPr>
+        <w:t>1</w:t>
+      </w:r>
+      <w:r>
+        <w:fldChar w:fldCharType="end"/>
+      </w:r>
+      <w:r>
+        <w:t xml:space="preserve">, you will </w:t>
+      </w:r>
+      <w:r>
+        <w:t xml:space="preserve">explore the Deboo Integrator, a circuit </w:t>
+      </w:r>
+      <w:r>
+        <w:t xml:space="preserve">that takes the </w:t>
+      </w:r>
+      <w:r>
+        <w:t>integra</w:t>
+      </w:r>
+      <w:r>
+        <w:t>l</w:t>
+      </w:r>
+      <w:r>
+        <w:t xml:space="preserve"> </w:t>
+      </w:r>
+      <w:r>
+        <w:t xml:space="preserve">of </w:t>
+      </w:r>
+      <w:r>
+        <w:t xml:space="preserve">its input. </w:t>
+      </w:r>
+    </w:p>
+    <w:tbl>
+      <w:tblPr>
+        <w:tblStyle w:val="TableGrid"/>
+        <w:tblpPr w:leftFromText="180" w:rightFromText="180" w:vertAnchor="text" w:horzAnchor="margin" w:tblpXSpec="right" w:tblpY="-31"/>
+        <w:tblW w:w="0" w:type="auto"/>
+        <w:tblLook w:val="04A0" w:firstRow="1" w:lastRow="0" w:firstColumn="1" w:lastColumn="0" w:noHBand="0" w:noVBand="1"/>
+      </w:tblPr>
+      <w:tblGrid>
+        <w:gridCol w:w="2155"/>
+        <w:gridCol w:w="3690"/>
+      </w:tblGrid>
+      <w:tr>
+        <w:tc>
+          <w:tcPr>
+            <w:tcW w:w="2155" w:type="dxa"/>
+          </w:tcPr>
+          <w:p>
+            <w:pPr>
+              <w:spacing w:before="100" w:beforeAutospacing="1" w:after="0" w:line="240" w:lineRule="auto"/>
+              <w:ind w:left="0" w:firstLine="0"/>
+            </w:pPr>
+            <w:r>
+              <w:t>Net Names</w:t>
+            </w:r>
+          </w:p>
+        </w:tc>
+        <w:tc>
+          <w:tcPr>
+            <w:tcW w:w="3690" w:type="dxa"/>
+          </w:tcPr>
+          <w:p>
+            <w:pPr>
+              <w:spacing w:before="100" w:beforeAutospacing="1" w:after="0" w:line="240" w:lineRule="auto"/>
+              <w:ind w:left="0" w:firstLine="0"/>
+            </w:pPr>
+            <w:r>
+              <w:t xml:space="preserve">trig, </w:t>
+            </w:r>
+            <w:r>
+              <w:t>555</w:t>
+            </w:r>
+            <w:r>
+              <w:t xml:space="preserve">out, </w:t>
+            </w:r>
+            <w:proofErr w:type="spellStart"/>
+            <w:r>
+              <w:t>Vcc</w:t>
+            </w:r>
+            <w:proofErr w:type="spellEnd"/>
+            <w:r>
+              <w:t xml:space="preserve">, </w:t>
+            </w:r>
+            <w:proofErr w:type="spellStart"/>
+            <w:r>
+              <w:t>stroOut</w:t>
+            </w:r>
+            <w:proofErr w:type="spellEnd"/>
+            <w:r>
+              <w:t xml:space="preserve">, </w:t>
+            </w:r>
+            <w:proofErr w:type="spellStart"/>
+            <w:r>
+              <w:t>debooOut</w:t>
+            </w:r>
+            <w:proofErr w:type="spellEnd"/>
+          </w:p>
+        </w:tc>
+      </w:tr>
+      <w:tr>
+        <w:tc>
+          <w:tcPr>
+            <w:tcW w:w="2155" w:type="dxa"/>
+          </w:tcPr>
+          <w:p>
+            <w:pPr>
+              <w:spacing w:before="100" w:beforeAutospacing="1" w:after="0" w:line="240" w:lineRule="auto"/>
+              <w:ind w:left="0" w:firstLine="0"/>
+            </w:pPr>
+            <w:r>
+              <w:t>Component</w:t>
+            </w:r>
+          </w:p>
+        </w:tc>
+        <w:tc>
+          <w:tcPr>
+            <w:tcW w:w="3690" w:type="dxa"/>
+          </w:tcPr>
+          <w:p>
+            <w:pPr>
+              <w:spacing w:before="100" w:beforeAutospacing="1" w:after="0" w:line="240" w:lineRule="auto"/>
+              <w:ind w:left="0" w:firstLine="0"/>
+            </w:pPr>
+            <w:r>
+              <w:t>NE555, T2N7002 LT1014</w:t>
+            </w:r>
+          </w:p>
+        </w:tc>
+      </w:tr>
+      <w:tr>
+        <w:tc>
+          <w:tcPr>
+            <w:tcW w:w="2155" w:type="dxa"/>
+          </w:tcPr>
+          <w:p>
+            <w:pPr>
+              <w:spacing w:before="100" w:beforeAutospacing="1" w:after="0" w:line="240" w:lineRule="auto"/>
+              <w:ind w:left="0" w:firstLine="0"/>
+            </w:pPr>
+            <w:r>
+              <w:t>Waveform Nets</w:t>
+            </w:r>
+          </w:p>
+        </w:tc>
+        <w:tc>
+          <w:tcPr>
+            <w:tcW w:w="3690" w:type="dxa"/>
+          </w:tcPr>
+          <w:p>
+            <w:pPr>
+              <w:spacing w:before="100" w:beforeAutospacing="1" w:after="0" w:line="240" w:lineRule="auto"/>
+              <w:ind w:left="0" w:firstLine="0"/>
+            </w:pPr>
+            <w:r>
+              <w:t xml:space="preserve">555out, </w:t>
+            </w:r>
+            <w:proofErr w:type="spellStart"/>
+            <w:r>
+              <w:t>debooOut</w:t>
+            </w:r>
+            <w:proofErr w:type="spellEnd"/>
+          </w:p>
+        </w:tc>
+      </w:tr>
+      <w:tr>
+        <w:tc>
+          <w:tcPr>
+            <w:tcW w:w="2155" w:type="dxa"/>
+          </w:tcPr>
+          <w:p>
+            <w:pPr>
+              <w:spacing w:before="100" w:beforeAutospacing="1" w:after="0" w:line="240" w:lineRule="auto"/>
+              <w:ind w:left="0" w:firstLine="0"/>
+            </w:pPr>
+            <w:r>
+              <w:t>Configure Analysis</w:t>
+            </w:r>
+          </w:p>
+        </w:tc>
+        <w:tc>
+          <w:tcPr>
+            <w:tcW w:w="3690" w:type="dxa"/>
+          </w:tcPr>
+          <w:p>
+            <w:pPr>
+              <w:spacing w:before="100" w:beforeAutospacing="1" w:after="0" w:line="240" w:lineRule="auto"/>
+              <w:ind w:left="0" w:firstLine="0"/>
+            </w:pPr>
+            <w:r>
+              <w:t>Transient, Stop Time 20ms</w:t>
+            </w:r>
+          </w:p>
+        </w:tc>
+      </w:tr>
+    </w:tbl>
+    <w:p>
+      <w:pPr>
+        <w:spacing w:before="100" w:beforeAutospacing="1" w:after="100" w:afterAutospacing="1" w:line="240" w:lineRule="auto"/>
+        <w:ind w:left="-5"/>
+      </w:pPr>
+    </w:p>
+    <w:p>
+      <w:pPr>
+        <w:spacing w:before="100" w:beforeAutospacing="1" w:after="100" w:afterAutospacing="1" w:line="240" w:lineRule="auto"/>
+        <w:ind w:left="-5"/>
+      </w:pPr>
+    </w:p>
+    <w:p>
+      <w:pPr>
+        <w:spacing w:before="100" w:beforeAutospacing="1" w:after="100" w:afterAutospacing="1" w:line="240" w:lineRule="auto"/>
+        <w:ind w:left="-5"/>
+      </w:pPr>
+    </w:p>
+    <w:p>
+      <w:pPr>
+        <w:spacing w:before="100" w:beforeAutospacing="1" w:after="100" w:afterAutospacing="1" w:line="240" w:lineRule="auto"/>
+        <w:ind w:left="-5"/>
+      </w:pPr>
+    </w:p>
+    <w:p>
+      <w:pPr>
+        <w:spacing w:before="100" w:beforeAutospacing="1" w:after="100" w:afterAutospacing="1" w:line="240" w:lineRule="auto"/>
+        <w:ind w:left="-5"/>
+      </w:pPr>
+    </w:p>
+    <w:p>
+      <w:pPr>
+        <w:spacing w:before="100" w:beforeAutospacing="1" w:after="100" w:afterAutospacing="1" w:line="240" w:lineRule="auto"/>
+        <w:ind w:left="-5"/>
+      </w:pPr>
+    </w:p>
+    <w:p>
+      <w:pPr>
+        <w:spacing w:before="100" w:beforeAutospacing="1" w:after="100" w:afterAutospacing="1" w:line="240" w:lineRule="auto"/>
+        <w:ind w:left="-5"/>
+      </w:pPr>
+    </w:p>
+    <w:p>
+      <w:pPr>
+        <w:spacing w:before="100" w:beforeAutospacing="1" w:after="100" w:afterAutospacing="1" w:line="240" w:lineRule="auto"/>
+        <w:ind w:left="-5"/>
+      </w:pPr>
+    </w:p>
+    <w:p>
+      <w:pPr>
+        <w:spacing w:before="100" w:beforeAutospacing="1" w:after="100" w:afterAutospacing="1" w:line="240" w:lineRule="auto"/>
+        <w:ind w:left="-5"/>
+      </w:pPr>
+    </w:p>
+    <w:p>
+      <w:pPr>
+        <w:spacing w:before="100" w:beforeAutospacing="1" w:after="100" w:afterAutospacing="1" w:line="240" w:lineRule="auto"/>
+        <w:ind w:left="-5"/>
+      </w:pPr>
     </w:p>
     <w:p>
       <w:pPr>
@@ -1025,28 +1266,21 @@
       </w:fldSimple>
       <w:bookmarkEnd w:id="1"/>
       <w:r>
-        <w:t xml:space="preserve">: The </w:t>
-      </w:r>
-      <w:r>
-        <w:t xml:space="preserve">complete </w:t>
-      </w:r>
-      <w:r>
-        <w:t>BJT curve tracer.</w:t>
-      </w:r>
-      <w:r>
-        <w:t xml:space="preserve">  Note we will only populate 1 of the </w:t>
-      </w:r>
-      <w:r>
-        <w:t xml:space="preserve">C5 or C7 </w:t>
-      </w:r>
-      <w:r>
-        <w:t>0.1uF capacitors</w:t>
-      </w:r>
-      <w:r>
-        <w:t xml:space="preserve"> in our circuit.</w:t>
-      </w:r>
-      <w:r>
-        <w:t xml:space="preserve">  The other capacitor position is in case the Deboo Integrator needs trimmed.</w:t>
+        <w:t>: The</w:t>
+      </w:r>
+      <w:r>
+        <w:t xml:space="preserve"> </w:t>
+      </w:r>
+      <w:proofErr w:type="spellStart"/>
+      <w:r>
+        <w:t>deboo</w:t>
+      </w:r>
+      <w:proofErr w:type="spellEnd"/>
+      <w:r>
+        <w:t xml:space="preserve"> integrator uses signals from the previous two labs to build a staircase looking waveform</w:t>
+      </w:r>
+      <w:r>
+        <w:t>.</w:t>
       </w:r>
     </w:p>
     <w:p>
@@ -1056,46 +1290,58 @@
       </w:pPr>
       <w:r>
         <w:lastRenderedPageBreak/>
-        <w:t xml:space="preserve">Look carefully at the schematic and locate the Deboo Integrator subsystem.  </w:t>
-      </w:r>
-      <w:r>
-        <w:t>N</w:t>
-      </w:r>
-      <w:r>
-        <w:t xml:space="preserve">otice </w:t>
-      </w:r>
-      <w:r>
-        <w:t xml:space="preserve">the </w:t>
-      </w:r>
-      <w:r>
-        <w:t>two signals “555PULSE” and “NFRAME” in this subsystem</w:t>
+        <w:t xml:space="preserve">A cursory glance </w:t>
+      </w:r>
+      <w:r>
+        <w:t>at</w:t>
       </w:r>
       <w:r>
         <w:t xml:space="preserve"> </w:t>
       </w:r>
       <w:r>
-        <w:t xml:space="preserve">originate in the 555 Timer and </w:t>
-      </w:r>
-      <w:r>
-        <w:t xml:space="preserve">the Schmitt Trigger Relaxation Oscillator (via </w:t>
-      </w:r>
-      <w:r>
-        <w:t>Reset Circuits</w:t>
-      </w:r>
-      <w:r>
-        <w:t>)</w:t>
-      </w:r>
-      <w:r>
-        <w:t xml:space="preserve"> subsystems. In order to understand </w:t>
-      </w:r>
-      <w:r>
-        <w:t>the behavior of the Deboo Integrator, you should review the behavior of these two subsystems</w:t>
-      </w:r>
-      <w:r>
-        <w:t xml:space="preserve">.  Do this by retrieving the simulation information you found in the previous two labs and put </w:t>
-      </w:r>
-      <w:r>
-        <w:t xml:space="preserve">the </w:t>
+        <w:fldChar w:fldCharType="begin"/>
+      </w:r>
+      <w:r>
+        <w:instrText xml:space="preserve"> REF _Ref94471249 \h </w:instrText>
+      </w:r>
+      <w:r>
+        <w:fldChar w:fldCharType="separate"/>
+      </w:r>
+      <w:r>
+        <w:t xml:space="preserve">Figure </w:t>
+      </w:r>
+      <w:r>
+        <w:rPr>
+          <w:noProof/>
+        </w:rPr>
+        <w:t>1</w:t>
+      </w:r>
+      <w:r>
+        <w:fldChar w:fldCharType="end"/>
+      </w:r>
+      <w:r>
+        <w:t xml:space="preserve"> </w:t>
+      </w:r>
+      <w:r>
+        <w:t xml:space="preserve">reveals that the </w:t>
+      </w:r>
+      <w:r>
+        <w:t xml:space="preserve">555 Timer and </w:t>
+      </w:r>
+      <w:r>
+        <w:t xml:space="preserve">the Schmitt Trigger Relaxation Oscillator </w:t>
+      </w:r>
+      <w:r>
+        <w:t>are the input to the Deboo Integrator circuit</w:t>
+      </w:r>
+      <w:r>
+        <w:t xml:space="preserve">. </w:t>
+      </w:r>
+      <w:r>
+        <w:t>The analysis of the Deboo Integrator will be easier if you fill in the</w:t>
+      </w:r>
+      <w:r>
+        <w:t xml:space="preserve"> </w:t>
       </w:r>
       <w:r>
         <w:t xml:space="preserve">information into </w:t>
@@ -1125,7 +1371,13 @@
         <w:t>.</w:t>
       </w:r>
       <w:r>
-        <w:t xml:space="preserve">  We will come back to this table through the course of the lab.</w:t>
+        <w:t xml:space="preserve">  We will come back to this table through the</w:t>
+      </w:r>
+      <w:r>
+        <w:t xml:space="preserve"> </w:t>
+      </w:r>
+      <w:r>
+        <w:t>lab.</w:t>
       </w:r>
     </w:p>
     <w:p>
@@ -1147,7 +1399,15 @@
       </w:fldSimple>
       <w:bookmarkEnd w:id="2"/>
       <w:r>
-        <w:t>: The output of the 555 Timer and Schmitt Trigger Oscillator simulations from the prior two labs.</w:t>
+        <w:t xml:space="preserve">: The output of the 555 Timer and Schmitt Trigger Oscillator simulations from the </w:t>
+      </w:r>
+      <w:proofErr w:type="gramStart"/>
+      <w:r>
+        <w:t>prior two</w:t>
+      </w:r>
+      <w:proofErr w:type="gramEnd"/>
+      <w:r>
+        <w:t xml:space="preserve"> labs.</w:t>
       </w:r>
     </w:p>
     <w:tbl>
@@ -1219,7 +1479,21 @@
               <w:rPr>
                 <w:b/>
               </w:rPr>
-              <w:t>Schmitt Trigger Relax Osc Simulation</w:t>
+              <w:t xml:space="preserve">Schmitt Trigger Relax </w:t>
+            </w:r>
+            <w:proofErr w:type="spellStart"/>
+            <w:r>
+              <w:rPr>
+                <w:b/>
+              </w:rPr>
+              <w:t>Osc</w:t>
+            </w:r>
+            <w:proofErr w:type="spellEnd"/>
+            <w:r>
+              <w:rPr>
+                <w:b/>
+              </w:rPr>
+              <w:t xml:space="preserve"> Simulation</w:t>
             </w:r>
           </w:p>
         </w:tc>
@@ -1893,7 +2167,15 @@
       </w:r>
       <w:bookmarkEnd w:id="6"/>
       <w:r>
-        <w:t xml:space="preserve">an equation relating </w:t>
+        <w:t xml:space="preserve">an equation </w:t>
+      </w:r>
+      <w:proofErr w:type="gramStart"/>
+      <w:r>
+        <w:t>relating</w:t>
+      </w:r>
+      <w:proofErr w:type="gramEnd"/>
+      <w:r>
+        <w:t xml:space="preserve"> </w:t>
       </w:r>
       <w:r>
         <w:rPr>
@@ -1905,6 +2187,7 @@
       <w:r>
         <w:t xml:space="preserve"> and </w:t>
       </w:r>
+      <w:proofErr w:type="spellStart"/>
       <w:r>
         <w:rPr>
           <w:i/>
@@ -1920,12 +2203,15 @@
         </w:rPr>
         <w:t>out</w:t>
       </w:r>
+      <w:proofErr w:type="spellEnd"/>
       <w:r>
         <w:t xml:space="preserve">. </w:t>
       </w:r>
       <w:r>
         <w:t xml:space="preserve"> Solve in terms of </w:t>
       </w:r>
+      <w:proofErr w:type="spellStart"/>
+      <w:proofErr w:type="gramStart"/>
       <w:r>
         <w:rPr>
           <w:i/>
@@ -1941,12 +2227,14 @@
         </w:rPr>
         <w:t>out</w:t>
       </w:r>
+      <w:proofErr w:type="spellEnd"/>
       <w:r>
         <w:t xml:space="preserve"> </w:t>
       </w:r>
       <w:r>
         <w:t>.</w:t>
       </w:r>
+      <w:proofErr w:type="gramEnd"/>
       <w:r>
         <w:t xml:space="preserve"> </w:t>
       </w:r>
@@ -2067,8 +2355,17 @@
         </w:numPr>
       </w:pPr>
       <w:r>
-        <w:t xml:space="preserve">Write an equation for Iout in terms of V+, </w:t>
-      </w:r>
+        <w:t xml:space="preserve">Write an equation for </w:t>
+      </w:r>
+      <w:proofErr w:type="spellStart"/>
+      <w:r>
+        <w:t>Iout</w:t>
+      </w:r>
+      <w:proofErr w:type="spellEnd"/>
+      <w:r>
+        <w:t xml:space="preserve"> in terms of V+, </w:t>
+      </w:r>
+      <w:proofErr w:type="spellStart"/>
       <w:r>
         <w:rPr>
           <w:i/>
@@ -2084,6 +2381,7 @@
         </w:rPr>
         <w:t>out</w:t>
       </w:r>
+      <w:proofErr w:type="spellEnd"/>
       <w:r>
         <w:t xml:space="preserve"> </w:t>
       </w:r>
@@ -2322,6 +2620,7 @@
       <w:r>
         <w:t xml:space="preserve"> the </w:t>
       </w:r>
+      <w:proofErr w:type="spellStart"/>
       <w:r>
         <w:rPr>
           <w:i/>
@@ -2337,6 +2636,7 @@
         </w:rPr>
         <w:t>out</w:t>
       </w:r>
+      <w:proofErr w:type="spellEnd"/>
       <w:r>
         <w:t xml:space="preserve"> </w:t>
       </w:r>
@@ -2349,6 +2649,7 @@
       <w:r>
         <w:t xml:space="preserve">2 equation with the value for </w:t>
       </w:r>
+      <w:proofErr w:type="spellStart"/>
       <w:r>
         <w:rPr>
           <w:i/>
@@ -2364,6 +2665,7 @@
         </w:rPr>
         <w:t>out</w:t>
       </w:r>
+      <w:proofErr w:type="spellEnd"/>
       <w:r>
         <w:t xml:space="preserve"> </w:t>
       </w:r>
@@ -2498,6 +2800,7 @@
       <w:r>
         <w:t xml:space="preserve">feedback the inverting and non-inverting inputs of the op amp are the same.  Let’s call this common voltage </w:t>
       </w:r>
+      <w:proofErr w:type="spellStart"/>
       <w:r>
         <w:rPr>
           <w:i/>
@@ -2513,6 +2816,7 @@
         </w:rPr>
         <w:t>c</w:t>
       </w:r>
+      <w:proofErr w:type="spellEnd"/>
       <w:r>
         <w:rPr>
           <w:i/>
@@ -2530,6 +2834,8 @@
         </w:rPr>
         <w:t xml:space="preserve"> V- = V+ = </w:t>
       </w:r>
+      <w:proofErr w:type="spellStart"/>
+      <w:proofErr w:type="gramStart"/>
       <w:r>
         <w:rPr>
           <w:i/>
@@ -2545,12 +2851,14 @@
         </w:rPr>
         <w:t>c</w:t>
       </w:r>
+      <w:proofErr w:type="spellEnd"/>
       <w:r>
         <w:t xml:space="preserve"> </w:t>
       </w:r>
       <w:r>
         <w:t>.</w:t>
       </w:r>
+      <w:proofErr w:type="gramEnd"/>
     </w:p>
     <w:p>
       <w:pPr>
@@ -2598,6 +2906,8 @@
       <w:r>
         <w:t xml:space="preserve"> with </w:t>
       </w:r>
+      <w:proofErr w:type="spellStart"/>
+      <w:proofErr w:type="gramStart"/>
       <w:r>
         <w:rPr>
           <w:i/>
@@ -2613,6 +2923,7 @@
         </w:rPr>
         <w:t>c</w:t>
       </w:r>
+      <w:proofErr w:type="spellEnd"/>
       <w:r>
         <w:t xml:space="preserve"> </w:t>
       </w:r>
@@ -2620,7 +2931,11 @@
         <w:t xml:space="preserve"> </w:t>
       </w:r>
       <w:r>
-        <w:t>and simplify.</w:t>
+        <w:t>and</w:t>
+      </w:r>
+      <w:proofErr w:type="gramEnd"/>
+      <w:r>
+        <w:t xml:space="preserve"> simplify.</w:t>
       </w:r>
     </w:p>
     <w:p>
@@ -2641,7 +2956,6 @@
           <w:iCs/>
           <w:vanish/>
         </w:rPr>
-        <w:lastRenderedPageBreak/>
         <w:t>I</w:t>
       </w:r>
       <w:r>
@@ -2853,6 +3167,7 @@
       <w:r>
         <w:t xml:space="preserve">, </w:t>
       </w:r>
+      <w:proofErr w:type="spellStart"/>
       <w:r>
         <w:rPr>
           <w:i/>
@@ -2868,6 +3183,7 @@
         </w:rPr>
         <w:t>c</w:t>
       </w:r>
+      <w:proofErr w:type="spellEnd"/>
       <w:r>
         <w:t>,</w:t>
       </w:r>
@@ -3193,6 +3509,7 @@
           <w:iCs/>
           <w:vanish/>
         </w:rPr>
+        <w:lastRenderedPageBreak/>
         <w:t>I</w:t>
       </w:r>
       <w:r>
@@ -3280,6 +3597,7 @@
       <w:r>
         <w:t xml:space="preserve">Replace the </w:t>
       </w:r>
+      <w:proofErr w:type="spellStart"/>
       <w:r>
         <w:rPr>
           <w:i/>
@@ -3295,6 +3613,7 @@
         </w:rPr>
         <w:t>out</w:t>
       </w:r>
+      <w:proofErr w:type="spellEnd"/>
       <w:r>
         <w:rPr>
           <w:i/>
@@ -3337,6 +3656,7 @@
       <w:r>
         <w:t xml:space="preserve">7 equation with the value for </w:t>
       </w:r>
+      <w:proofErr w:type="spellStart"/>
       <w:r>
         <w:rPr>
           <w:i/>
@@ -3352,6 +3672,7 @@
         </w:rPr>
         <w:t>out</w:t>
       </w:r>
+      <w:proofErr w:type="spellEnd"/>
       <w:r>
         <w:rPr>
           <w:i/>
@@ -3381,7 +3702,11 @@
         <w:t xml:space="preserve"> </w:t>
       </w:r>
       <w:r>
-        <w:t xml:space="preserve">found in the </w:t>
+        <w:t xml:space="preserve">found in </w:t>
+      </w:r>
+      <w:proofErr w:type="gramStart"/>
+      <w:r>
+        <w:t xml:space="preserve">the </w:t>
       </w:r>
       <w:r>
         <w:t>Step</w:t>
@@ -3389,6 +3714,7 @@
       <w:r>
         <w:t>s</w:t>
       </w:r>
+      <w:proofErr w:type="gramEnd"/>
       <w:r>
         <w:t xml:space="preserve"> </w:t>
       </w:r>
@@ -3652,6 +3978,7 @@
       <w:r>
         <w:t xml:space="preserve"> (called </w:t>
       </w:r>
+      <w:proofErr w:type="spellStart"/>
       <w:r>
         <w:rPr>
           <w:i/>
@@ -3667,6 +3994,7 @@
         </w:rPr>
         <w:t>c</w:t>
       </w:r>
+      <w:proofErr w:type="spellEnd"/>
       <w:r>
         <w:t>)</w:t>
       </w:r>
@@ -3676,6 +4004,7 @@
       <w:r>
         <w:t xml:space="preserve">(called </w:t>
       </w:r>
+      <w:proofErr w:type="spellStart"/>
       <w:r>
         <w:rPr>
           <w:i/>
@@ -3691,6 +4020,7 @@
         </w:rPr>
         <w:t>c</w:t>
       </w:r>
+      <w:proofErr w:type="spellEnd"/>
       <w:r>
         <w:t xml:space="preserve">) </w:t>
       </w:r>
@@ -3810,7 +4140,15 @@
           <w:i/>
           <w:iCs/>
         </w:rPr>
-        <w:t xml:space="preserve"> I</w:t>
+        <w:t xml:space="preserve"> </w:t>
+      </w:r>
+      <w:proofErr w:type="spellStart"/>
+      <w:r>
+        <w:rPr>
+          <w:i/>
+          <w:iCs/>
+        </w:rPr>
+        <w:t>I</w:t>
       </w:r>
       <w:r>
         <w:rPr>
@@ -3820,6 +4158,7 @@
         </w:rPr>
         <w:t>c</w:t>
       </w:r>
+      <w:proofErr w:type="spellEnd"/>
       <w:r>
         <w:rPr>
           <w:vertAlign w:val="subscript"/>
@@ -3835,6 +4174,7 @@
       <w:r>
         <w:t xml:space="preserve">9 equation with the value for </w:t>
       </w:r>
+      <w:proofErr w:type="spellStart"/>
       <w:r>
         <w:rPr>
           <w:i/>
@@ -3850,6 +4190,7 @@
         </w:rPr>
         <w:t>c</w:t>
       </w:r>
+      <w:proofErr w:type="spellEnd"/>
       <w:r>
         <w:t xml:space="preserve"> found in the </w:t>
       </w:r>
@@ -4021,6 +4362,7 @@
       <w:r>
         <w:t xml:space="preserve">Replace the </w:t>
       </w:r>
+      <w:proofErr w:type="spellStart"/>
       <w:r>
         <w:rPr>
           <w:i/>
@@ -4036,6 +4378,7 @@
         </w:rPr>
         <w:t>c</w:t>
       </w:r>
+      <w:proofErr w:type="spellEnd"/>
       <w:r>
         <w:rPr>
           <w:vertAlign w:val="subscript"/>
@@ -4051,6 +4394,7 @@
       <w:r>
         <w:t xml:space="preserve">10 equation with the value of </w:t>
       </w:r>
+      <w:proofErr w:type="spellStart"/>
       <w:r>
         <w:rPr>
           <w:i/>
@@ -4066,6 +4410,7 @@
         </w:rPr>
         <w:t>c</w:t>
       </w:r>
+      <w:proofErr w:type="spellEnd"/>
       <w:r>
         <w:t xml:space="preserve"> </w:t>
       </w:r>
@@ -4078,6 +4423,8 @@
       <w:r>
         <w:t xml:space="preserve">1 equation (remember that V- equals </w:t>
       </w:r>
+      <w:proofErr w:type="spellStart"/>
+      <w:proofErr w:type="gramStart"/>
       <w:r>
         <w:rPr>
           <w:i/>
@@ -4093,11 +4440,16 @@
         </w:rPr>
         <w:t>c</w:t>
       </w:r>
+      <w:proofErr w:type="spellEnd"/>
       <w:r>
         <w:t xml:space="preserve"> </w:t>
       </w:r>
       <w:r>
-        <w:t>).</w:t>
+        <w:t>)</w:t>
+      </w:r>
+      <w:proofErr w:type="gramEnd"/>
+      <w:r>
+        <w:t>.</w:t>
       </w:r>
     </w:p>
     <w:p>
@@ -4245,7 +4597,15 @@
         </w:numPr>
       </w:pPr>
       <w:r>
-        <w:t xml:space="preserve">Multiply both side of the </w:t>
+        <w:t xml:space="preserve">Multiply both </w:t>
+      </w:r>
+      <w:proofErr w:type="gramStart"/>
+      <w:r>
+        <w:t>side</w:t>
+      </w:r>
+      <w:proofErr w:type="gramEnd"/>
+      <w:r>
+        <w:t xml:space="preserve"> of the </w:t>
       </w:r>
       <w:r>
         <w:t xml:space="preserve">Step </w:t>
@@ -4545,10 +4905,18 @@
     </w:p>
     <w:p>
       <w:r>
-        <w:t xml:space="preserve">This is pretty </w:t>
-      </w:r>
-      <w:r>
-        <w:t>cool;</w:t>
+        <w:t xml:space="preserve">This is </w:t>
+      </w:r>
+      <w:proofErr w:type="gramStart"/>
+      <w:r>
+        <w:t xml:space="preserve">pretty </w:t>
+      </w:r>
+      <w:r>
+        <w:t>cool</w:t>
+      </w:r>
+      <w:proofErr w:type="gramEnd"/>
+      <w:r>
+        <w:t>;</w:t>
       </w:r>
       <w:r>
         <w:t xml:space="preserve"> we have a circuit </w:t>
@@ -4796,6 +5164,7 @@
       <w:r>
         <w:t xml:space="preserve">. </w:t>
       </w:r>
+      <w:proofErr w:type="gramStart"/>
       <w:r>
         <w:rPr>
           <w:b/>
@@ -4808,7 +5177,15 @@
           <w:b/>
           <w:bCs/>
         </w:rPr>
-        <w:t xml:space="preserve">  only populate one of C5/C7 positions </w:t>
+        <w:t xml:space="preserve">  only</w:t>
+      </w:r>
+      <w:proofErr w:type="gramEnd"/>
+      <w:r>
+        <w:rPr>
+          <w:b/>
+          <w:bCs/>
+        </w:rPr>
+        <w:t xml:space="preserve"> populate one of C5/C7 positions </w:t>
       </w:r>
       <w:r>
         <w:rPr>
@@ -5118,6 +5495,7 @@
       <w:r>
         <w:t xml:space="preserve">Assume </w:t>
       </w:r>
+      <w:proofErr w:type="spellStart"/>
       <w:r>
         <w:rPr>
           <w:i/>
@@ -5133,6 +5511,7 @@
         </w:rPr>
         <w:t>cc</w:t>
       </w:r>
+      <w:proofErr w:type="spellEnd"/>
       <w:r>
         <w:rPr>
           <w:i/>
@@ -5191,6 +5570,7 @@
       <w:r>
         <w:t xml:space="preserve"> terminal of the Deboo Integrator.  How much will </w:t>
       </w:r>
+      <w:proofErr w:type="spellStart"/>
       <w:r>
         <w:rPr>
           <w:i/>
@@ -5206,6 +5586,7 @@
         </w:rPr>
         <w:t>out</w:t>
       </w:r>
+      <w:proofErr w:type="spellEnd"/>
       <w:r>
         <w:t xml:space="preserve"> </w:t>
       </w:r>
@@ -5557,6 +5938,7 @@
       <w:r>
         <w:t xml:space="preserve">Assume that the </w:t>
       </w:r>
+      <w:proofErr w:type="spellStart"/>
       <w:r>
         <w:rPr>
           <w:i/>
@@ -5572,6 +5954,7 @@
         </w:rPr>
         <w:t>out</w:t>
       </w:r>
+      <w:proofErr w:type="spellEnd"/>
       <w:r>
         <w:t xml:space="preserve"> </w:t>
       </w:r>
@@ -5626,6 +6009,8 @@
       <w:r>
         <w:t xml:space="preserve">voltage vs. time graph of the </w:t>
       </w:r>
+      <w:proofErr w:type="spellStart"/>
+      <w:proofErr w:type="gramStart"/>
       <w:r>
         <w:rPr>
           <w:i/>
@@ -5641,12 +6026,14 @@
         </w:rPr>
         <w:t>out</w:t>
       </w:r>
+      <w:proofErr w:type="spellEnd"/>
       <w:r>
         <w:t xml:space="preserve"> </w:t>
       </w:r>
       <w:r>
         <w:t>.</w:t>
       </w:r>
+      <w:proofErr w:type="gramEnd"/>
     </w:p>
     <w:p>
       <w:pPr>
@@ -5657,6 +6044,7 @@
         <w:rPr>
           <w:noProof/>
         </w:rPr>
+        <w:lastRenderedPageBreak/>
         <w:drawing>
           <wp:inline distT="0" distB="0" distL="0" distR="0" wp14:anchorId="3A0551A5" wp14:editId="023844F3">
             <wp:extent cx="4214186" cy="4111083"/>
@@ -5728,16 +6116,35 @@
         <w:t xml:space="preserve">: </w:t>
       </w:r>
       <w:r>
-        <w:t>Complete the V</w:t>
+        <w:t xml:space="preserve">Complete the </w:t>
+      </w:r>
+      <w:proofErr w:type="spellStart"/>
+      <w:r>
+        <w:t>V</w:t>
       </w:r>
       <w:r>
         <w:rPr>
           <w:vertAlign w:val="subscript"/>
         </w:rPr>
-        <w:t xml:space="preserve">out </w:t>
-      </w:r>
-      <w:r>
-        <w:t>curve generated by the Deboo Integrator circuit when the 555 pulse train is applied.</w:t>
+        <w:t>out</w:t>
+      </w:r>
+      <w:proofErr w:type="spellEnd"/>
+      <w:r>
+        <w:rPr>
+          <w:vertAlign w:val="subscript"/>
+        </w:rPr>
+        <w:t xml:space="preserve"> </w:t>
+      </w:r>
+      <w:r>
+        <w:t xml:space="preserve">curve generated by the Deboo Integrator circuit when the </w:t>
+      </w:r>
+      <w:proofErr w:type="gramStart"/>
+      <w:r>
+        <w:t>555 pulse</w:t>
+      </w:r>
+      <w:proofErr w:type="gramEnd"/>
+      <w:r>
+        <w:t xml:space="preserve"> train is applied.</w:t>
       </w:r>
     </w:p>
     <w:p>
@@ -5746,7 +6153,15 @@
         <w:ind w:left="0" w:firstLine="0"/>
       </w:pPr>
       <w:r>
-        <w:t xml:space="preserve">You would be right in concluding the staircase function will </w:t>
+        <w:t xml:space="preserve">You would be right in </w:t>
+      </w:r>
+      <w:proofErr w:type="gramStart"/>
+      <w:r>
+        <w:t>concluding</w:t>
+      </w:r>
+      <w:proofErr w:type="gramEnd"/>
+      <w:r>
+        <w:t xml:space="preserve"> the staircase function will </w:t>
       </w:r>
       <w:r>
         <w:t>only increase as more-and-more 555 timer pulses are applied to its input.</w:t>
@@ -5781,14 +6196,25 @@
       <w:r>
         <w:t xml:space="preserve">.  We will accomplish this using the </w:t>
       </w:r>
-      <w:r>
-        <w:t xml:space="preserve">frame signal from the </w:t>
+      <w:proofErr w:type="spellStart"/>
+      <w:r>
+        <w:t>stroOut</w:t>
+      </w:r>
+      <w:proofErr w:type="spellEnd"/>
+      <w:r>
+        <w:t xml:space="preserve"> signal from the </w:t>
       </w:r>
       <w:r>
         <w:t xml:space="preserve">Schmitt Trigger Relaxation Oscillator and </w:t>
       </w:r>
       <w:r>
-        <w:t xml:space="preserve">the Q1 </w:t>
+        <w:t>the</w:t>
+      </w:r>
+      <w:r>
+        <w:t xml:space="preserve"> 2N2007</w:t>
+      </w:r>
+      <w:r>
+        <w:t xml:space="preserve"> </w:t>
       </w:r>
       <w:r>
         <w:t>MOSFET</w:t>
@@ -5844,22 +6270,49 @@
         <w:t xml:space="preserve">Before diving into the interactions between these modules, let’s take a moment to understand the behavior and purpose of the </w:t>
       </w:r>
       <w:r>
+        <w:t xml:space="preserve">2N7002 </w:t>
+      </w:r>
+      <w:r>
         <w:t>MOSFET</w:t>
       </w:r>
       <w:r>
+        <w:t xml:space="preserve"> shown in </w:t>
+      </w:r>
+      <w:r>
+        <w:fldChar w:fldCharType="begin"/>
+      </w:r>
+      <w:r>
+        <w:instrText xml:space="preserve"> REF _Ref94471249 \h </w:instrText>
+      </w:r>
+      <w:r>
+        <w:fldChar w:fldCharType="separate"/>
+      </w:r>
+      <w:r>
+        <w:t xml:space="preserve">Figure </w:t>
+      </w:r>
+      <w:r>
+        <w:rPr>
+          <w:noProof/>
+        </w:rPr>
+        <w:t>1</w:t>
+      </w:r>
+      <w:r>
+        <w:fldChar w:fldCharType="end"/>
+      </w:r>
+      <w:r>
         <w:t xml:space="preserve">.  </w:t>
       </w:r>
       <w:r>
-        <w:t>The</w:t>
-      </w:r>
-      <w:r>
-        <w:t xml:space="preserve"> 3-terminals of a </w:t>
-      </w:r>
-      <w:r>
-        <w:t>MOSFET</w:t>
-      </w:r>
-      <w:r>
-        <w:t xml:space="preserve"> are called the </w:t>
+        <w:t xml:space="preserve">A MOSFET is a </w:t>
+      </w:r>
+      <w:r>
+        <w:t xml:space="preserve">3-terminals </w:t>
+      </w:r>
+      <w:r>
+        <w:t xml:space="preserve">device whose terminals </w:t>
+      </w:r>
+      <w:r>
+        <w:t xml:space="preserve">are called the </w:t>
       </w:r>
       <w:r>
         <w:t xml:space="preserve">drain </w:t>
@@ -5931,7 +6384,13 @@
         <w:fldChar w:fldCharType="end"/>
       </w:r>
       <w:r>
-        <w:t xml:space="preserve"> shows the schematic view of a </w:t>
+        <w:t xml:space="preserve"> shows the schematic </w:t>
+      </w:r>
+      <w:r>
+        <w:t>symbol</w:t>
+      </w:r>
+      <w:r>
+        <w:t xml:space="preserve"> of a </w:t>
       </w:r>
       <w:r>
         <w:t>MOSFET</w:t>
@@ -5960,10 +6419,10 @@
           <w:noProof/>
         </w:rPr>
         <w:drawing>
-          <wp:inline distT="0" distB="0" distL="0" distR="0" wp14:anchorId="2E83A971" wp14:editId="279F1538">
-            <wp:extent cx="2787611" cy="1260000"/>
-            <wp:effectExtent l="0" t="0" r="0" b="0"/>
-            <wp:docPr id="2120474813" name="Picture 3"/>
+          <wp:inline distT="0" distB="0" distL="0" distR="0" wp14:anchorId="301DDE0E" wp14:editId="2F2E1BDE">
+            <wp:extent cx="2518012" cy="1176686"/>
+            <wp:effectExtent l="0" t="0" r="0" b="4445"/>
+            <wp:docPr id="1341457400" name="Picture 15"/>
             <wp:cNvGraphicFramePr>
               <a:graphicFrameLocks xmlns:a="http://schemas.openxmlformats.org/drawingml/2006/main" noChangeAspect="1"/>
             </wp:cNvGraphicFramePr>
@@ -5971,29 +6430,36 @@
               <a:graphicData uri="http://schemas.openxmlformats.org/drawingml/2006/picture">
                 <pic:pic xmlns:pic="http://schemas.openxmlformats.org/drawingml/2006/picture">
                   <pic:nvPicPr>
-                    <pic:cNvPr id="2120474813" name="Picture 2120474813"/>
-                    <pic:cNvPicPr/>
+                    <pic:cNvPr id="0" name="Picture 3"/>
+                    <pic:cNvPicPr>
+                      <a:picLocks noChangeAspect="1" noChangeArrowheads="1"/>
+                    </pic:cNvPicPr>
                   </pic:nvPicPr>
                   <pic:blipFill>
-                    <a:blip r:embed="rId11">
+                    <a:blip r:embed="rId11" cstate="print">
                       <a:extLst>
                         <a:ext uri="{28A0092B-C50C-407E-A947-70E740481C1C}">
                           <a14:useLocalDpi xmlns:a14="http://schemas.microsoft.com/office/drawing/2010/main" val="0"/>
                         </a:ext>
                       </a:extLst>
                     </a:blip>
+                    <a:srcRect/>
                     <a:stretch>
                       <a:fillRect/>
                     </a:stretch>
                   </pic:blipFill>
-                  <pic:spPr>
+                  <pic:spPr bwMode="auto">
                     <a:xfrm>
                       <a:off x="0" y="0"/>
-                      <a:ext cx="2787611" cy="1260000"/>
+                      <a:ext cx="2523221" cy="1179120"/>
                     </a:xfrm>
                     <a:prstGeom prst="rect">
                       <a:avLst/>
                     </a:prstGeom>
+                    <a:noFill/>
+                    <a:ln>
+                      <a:noFill/>
+                    </a:ln>
                   </pic:spPr>
                 </pic:pic>
               </a:graphicData>
@@ -6026,19 +6492,25 @@
         <w:t xml:space="preserve">(Left) </w:t>
       </w:r>
       <w:r>
-        <w:t xml:space="preserve">The schematic of a </w:t>
+        <w:t xml:space="preserve">The schematic </w:t>
+      </w:r>
+      <w:r>
+        <w:t xml:space="preserve">symbol for the 2N7002 </w:t>
       </w:r>
       <w:r>
         <w:t>MOSFET</w:t>
       </w:r>
       <w:r>
+        <w:t xml:space="preserve"> with its terminals labeled</w:t>
+      </w:r>
+      <w:r>
         <w:t xml:space="preserve">.  (Right) The </w:t>
       </w:r>
       <w:r>
-        <w:t xml:space="preserve">equivalent circuit </w:t>
-      </w:r>
-      <w:r>
-        <w:t>of the MOSFET in</w:t>
+        <w:t xml:space="preserve">switch interpretation of the 2N7002 MOSFET </w:t>
+      </w:r>
+      <w:r>
+        <w:t>in</w:t>
       </w:r>
       <w:r>
         <w:t xml:space="preserve"> th</w:t>
@@ -6048,6 +6520,30 @@
       </w:r>
       <w:r>
         <w:t>Deboo Integrator</w:t>
+      </w:r>
+      <w:r>
+        <w:t xml:space="preserve"> circuit of </w:t>
+      </w:r>
+      <w:r>
+        <w:fldChar w:fldCharType="begin"/>
+      </w:r>
+      <w:r>
+        <w:instrText xml:space="preserve"> REF _Ref94471249 \h </w:instrText>
+      </w:r>
+      <w:r>
+        <w:fldChar w:fldCharType="separate"/>
+      </w:r>
+      <w:r>
+        <w:t xml:space="preserve">Figure </w:t>
+      </w:r>
+      <w:r>
+        <w:rPr>
+          <w:noProof/>
+        </w:rPr>
+        <w:t>1</w:t>
+      </w:r>
+      <w:r>
+        <w:fldChar w:fldCharType="end"/>
       </w:r>
       <w:r>
         <w:t>.</w:t>
@@ -6059,97 +6555,28 @@
         <w:ind w:left="0" w:firstLine="0"/>
       </w:pPr>
       <w:r>
-        <w:t xml:space="preserve">We will </w:t>
-      </w:r>
-      <w:r>
-        <w:t>remove</w:t>
-      </w:r>
-      <w:r>
-        <w:t xml:space="preserve"> the </w:t>
-      </w:r>
-      <w:r>
-        <w:t xml:space="preserve">accumulated </w:t>
-      </w:r>
-      <w:r>
-        <w:t>charge on the Deboo Integrator</w:t>
-      </w:r>
-      <w:r>
-        <w:t xml:space="preserve">’s </w:t>
-      </w:r>
-      <w:r>
-        <w:t>pair of capacitors</w:t>
+        <w:lastRenderedPageBreak/>
+        <w:t xml:space="preserve">The behavior of a MOSFET can be thought of as a voltage controlled </w:t>
+      </w:r>
+      <w:proofErr w:type="gramStart"/>
+      <w:r>
+        <w:t xml:space="preserve">switch </w:t>
       </w:r>
       <w:r>
         <w:t xml:space="preserve"> </w:t>
       </w:r>
       <w:r>
-        <w:t xml:space="preserve">C7 and </w:t>
-      </w:r>
-      <w:r>
-        <w:t xml:space="preserve">C5 </w:t>
-      </w:r>
-      <w:r>
-        <w:t xml:space="preserve">by using </w:t>
-      </w:r>
-      <w:r>
-        <w:t>the</w:t>
-      </w:r>
-      <w:r>
-        <w:t xml:space="preserve"> </w:t>
-      </w:r>
-      <w:r>
-        <w:t>MOSFET</w:t>
-      </w:r>
-      <w:r>
-        <w:t xml:space="preserve"> as a </w:t>
-      </w:r>
-      <w:r>
-        <w:t>voltage-controlled</w:t>
-      </w:r>
-      <w:r>
-        <w:t xml:space="preserve"> </w:t>
-      </w:r>
-      <w:r>
-        <w:t>switch, shown on the right</w:t>
-      </w:r>
-      <w:r>
-        <w:t xml:space="preserve"> </w:t>
-      </w:r>
-      <w:r>
-        <w:t xml:space="preserve">side of </w:t>
-      </w:r>
-      <w:r>
-        <w:fldChar w:fldCharType="begin"/>
-      </w:r>
-      <w:r>
-        <w:instrText xml:space="preserve"> REF _Ref82261331 \h </w:instrText>
-      </w:r>
-      <w:r>
-        <w:fldChar w:fldCharType="separate"/>
-      </w:r>
-      <w:r>
-        <w:t xml:space="preserve">Figure </w:t>
-      </w:r>
-      <w:r>
-        <w:rPr>
-          <w:noProof/>
-        </w:rPr>
-        <w:t>4</w:t>
-      </w:r>
-      <w:r>
-        <w:fldChar w:fldCharType="end"/>
-      </w:r>
-      <w:r>
-        <w:t xml:space="preserve">.  </w:t>
-      </w:r>
-      <w:r>
-        <w:t xml:space="preserve">The behavior of this switch is </w:t>
+        <w:t>The</w:t>
+      </w:r>
+      <w:proofErr w:type="gramEnd"/>
+      <w:r>
+        <w:t xml:space="preserve"> behavior of this switch is </w:t>
       </w:r>
       <w:r>
         <w:t>given by</w:t>
       </w:r>
       <w:r>
-        <w:t>:</w:t>
+        <w:t xml:space="preserve"> the following rules</w:t>
       </w:r>
     </w:p>
     <w:p>
@@ -6357,7 +6784,15 @@
         <w:t>th</w:t>
       </w:r>
       <w:r>
-        <w:t xml:space="preserve">e FRAME </w:t>
+        <w:t xml:space="preserve">e </w:t>
+      </w:r>
+      <w:proofErr w:type="spellStart"/>
+      <w:r>
+        <w:t>stroOut</w:t>
+      </w:r>
+      <w:proofErr w:type="spellEnd"/>
+      <w:r>
+        <w:t xml:space="preserve"> </w:t>
       </w:r>
       <w:r>
         <w:t xml:space="preserve">signal </w:t>
@@ -6365,11 +6800,16 @@
       <w:r>
         <w:t xml:space="preserve">at 0V and how long is </w:t>
       </w:r>
-      <w:r>
-        <w:t>FRAME</w:t>
-      </w:r>
-      <w:r>
-        <w:t xml:space="preserve"> at 9V?</w:t>
+      <w:proofErr w:type="spellStart"/>
+      <w:r>
+        <w:t>stroOut</w:t>
+      </w:r>
+      <w:proofErr w:type="spellEnd"/>
+      <w:r>
+        <w:t xml:space="preserve"> </w:t>
+      </w:r>
+      <w:r>
+        <w:t>at 9V?</w:t>
       </w:r>
       <w:r>
         <w:t xml:space="preserve">  Use the data from </w:t>
@@ -6508,7 +6948,15 @@
         <w:t>MOSFET</w:t>
       </w:r>
       <w:r>
-        <w:t>, FRAME, is at 0V?</w:t>
+        <w:t xml:space="preserve">, </w:t>
+      </w:r>
+      <w:proofErr w:type="spellStart"/>
+      <w:r>
+        <w:t>stroOut</w:t>
+      </w:r>
+      <w:proofErr w:type="spellEnd"/>
+      <w:r>
+        <w:t>, is at 0V?</w:t>
       </w:r>
       <w:r>
         <w:t xml:space="preserve">  Provide two answers</w:t>
@@ -6711,16 +7159,31 @@
         <w:t>affect</w:t>
       </w:r>
       <w:r>
-        <w:t xml:space="preserve"> the charge on the capacitor C5</w:t>
-      </w:r>
-      <w:r>
-        <w:t xml:space="preserve"> </w:t>
-      </w:r>
-      <w:r>
-        <w:t xml:space="preserve">or </w:t>
-      </w:r>
-      <w:r>
-        <w:t>C7</w:t>
+        <w:t xml:space="preserve"> the charge on the capacitor</w:t>
+      </w:r>
+      <w:r>
+        <w:t xml:space="preserve"> C4 in </w:t>
+      </w:r>
+      <w:r>
+        <w:fldChar w:fldCharType="begin"/>
+      </w:r>
+      <w:r>
+        <w:instrText xml:space="preserve"> REF _Ref82261331 \h </w:instrText>
+      </w:r>
+      <w:r>
+        <w:fldChar w:fldCharType="separate"/>
+      </w:r>
+      <w:r>
+        <w:t xml:space="preserve">Figure </w:t>
+      </w:r>
+      <w:r>
+        <w:rPr>
+          <w:noProof/>
+        </w:rPr>
+        <w:t>4</w:t>
+      </w:r>
+      <w:r>
+        <w:fldChar w:fldCharType="end"/>
       </w:r>
       <w:r>
         <w:t>.</w:t>
@@ -6745,10 +7208,10 @@
         <w:t>gate</w:t>
       </w:r>
       <w:r>
-        <w:t xml:space="preserve"> of Q1 is driven towards 9V, what will happen to the capacitor C5</w:t>
-      </w:r>
-      <w:r>
-        <w:t xml:space="preserve"> or C7</w:t>
+        <w:t xml:space="preserve"> of Q1 is driven towards 9V, what will happen to the capacitor C</w:t>
+      </w:r>
+      <w:r>
+        <w:t>4</w:t>
       </w:r>
       <w:r>
         <w:t>?  Will it be discharged or allowed to accumulate charge?</w:t>
@@ -6806,10 +7269,10 @@
         <w:t>gate</w:t>
       </w:r>
       <w:r>
-        <w:t xml:space="preserve"> of Q1 is driven towards 0V, what will happen to the capacitor C5</w:t>
-      </w:r>
-      <w:r>
-        <w:t xml:space="preserve"> or C7</w:t>
+        <w:t xml:space="preserve"> of Q1 is driven towards 0V, what will happen to the capacitor C</w:t>
+      </w:r>
+      <w:r>
+        <w:t>4</w:t>
       </w:r>
       <w:r>
         <w:t>?  Will it be discharged or allowed to accumulate charge?</w:t>
@@ -7191,85 +7654,17 @@
     </w:p>
     <w:p>
       <w:pPr>
+        <w:spacing w:before="100" w:beforeAutospacing="1" w:after="100" w:afterAutospacing="1" w:line="240" w:lineRule="auto"/>
         <w:ind w:left="0" w:firstLine="0"/>
       </w:pPr>
       <w:r>
-        <w:t xml:space="preserve">Log into your MultiSim Live account and take a moment to verify you have a premium account.  If you do not, go to the </w:t>
-      </w:r>
-      <w:r>
-        <w:rPr>
-          <w:b/>
-          <w:bCs/>
-        </w:rPr>
-        <w:t xml:space="preserve">Setup a </w:t>
-      </w:r>
-      <w:r>
-        <w:rPr>
-          <w:b/>
-          <w:bCs/>
-        </w:rPr>
-        <w:t>Multi</w:t>
-      </w:r>
-      <w:r>
-        <w:rPr>
-          <w:b/>
-          <w:bCs/>
-        </w:rPr>
-        <w:t>S</w:t>
-      </w:r>
-      <w:r>
-        <w:rPr>
-          <w:b/>
-          <w:bCs/>
-        </w:rPr>
-        <w:t xml:space="preserve">im </w:t>
-      </w:r>
-      <w:r>
-        <w:rPr>
-          <w:b/>
-          <w:bCs/>
-        </w:rPr>
-        <w:t>Live premium account</w:t>
-      </w:r>
-      <w:r>
-        <w:t xml:space="preserve"> instructions in Lab 0</w:t>
-      </w:r>
-      <w:r>
-        <w:t>0</w:t>
-      </w:r>
-      <w:r>
-        <w:t xml:space="preserve"> and do this now.</w:t>
-      </w:r>
-      <w:r>
-        <w:t xml:space="preserve"> </w:t>
-      </w:r>
-    </w:p>
-    <w:p>
-      <w:pPr>
-        <w:ind w:left="0" w:firstLine="0"/>
-        <w:rPr>
-          <w:b/>
-        </w:rPr>
-      </w:pPr>
-      <w:bookmarkStart w:id="11" w:name="simulation_schematic"/>
-      <w:r>
-        <w:t>I</w:t>
-      </w:r>
-      <w:r>
-        <w:t xml:space="preserve">n order </w:t>
-      </w:r>
-      <w:bookmarkEnd w:id="11"/>
-      <w:r>
-        <w:t>to more quickly build the circuit shown</w:t>
-      </w:r>
-      <w:r>
-        <w:t xml:space="preserve"> </w:t>
+        <w:t xml:space="preserve">Use LTspice to build and simulate the Schmitt Trigger relations oscillator circuit shown in </w:t>
       </w:r>
       <w:r>
         <w:fldChar w:fldCharType="begin"/>
       </w:r>
       <w:r>
-        <w:instrText xml:space="preserve"> REF _Ref94608624 \h </w:instrText>
+        <w:instrText xml:space="preserve"> REF _Ref94471249 \h </w:instrText>
       </w:r>
       <w:r>
         <w:fldChar w:fldCharType="separate"/>
@@ -7281,427 +7676,63 @@
         <w:rPr>
           <w:noProof/>
         </w:rPr>
-        <w:t>5</w:t>
+        <w:t>1</w:t>
       </w:r>
       <w:r>
         <w:fldChar w:fldCharType="end"/>
       </w:r>
       <w:r>
-        <w:t xml:space="preserve">, you </w:t>
-      </w:r>
-      <w:r>
-        <w:t>should start by opening the Schmitt Trigger Relaxation Oscillator</w:t>
-      </w:r>
-      <w:r>
-        <w:t xml:space="preserve"> lab</w:t>
-      </w:r>
-      <w:r>
         <w:t xml:space="preserve">.  </w:t>
       </w:r>
       <w:r>
         <w:rPr>
-          <w:b/>
-          <w:bCs/>
-        </w:rPr>
-        <w:t>Immediately rename the circuit so that you do not accidently overwrite your previous work</w:t>
-      </w:r>
-      <w:r>
-        <w:t xml:space="preserve">.  </w:t>
-      </w:r>
-      <w:r>
-        <w:t>First,</w:t>
-      </w:r>
-      <w:r>
-        <w:t xml:space="preserve"> spend a few minutes adding in the other circuit elements.  You may want to check that the Schmitt Trigger Relaxation Oscillator capacitor has an initial value and that you</w:t>
-      </w:r>
-      <w:r>
-        <w:t>r</w:t>
-      </w:r>
-      <w:r>
-        <w:t xml:space="preserve"> simulation uses this initial condition.  Note</w:t>
-      </w:r>
-      <w:r>
-        <w:t>,</w:t>
-      </w:r>
-      <w:r>
-        <w:t xml:space="preserve"> I provided the </w:t>
-      </w:r>
-      <w:r>
-        <w:t xml:space="preserve">three probes with their respective </w:t>
-      </w:r>
-      <w:r>
-        <w:t>test point with names and changed their color</w:t>
-      </w:r>
-      <w:r>
-        <w:t xml:space="preserve"> in order to make the simulation output more readable – make the 555TIMER test point a light color.</w:t>
-      </w:r>
-      <w:r>
-        <w:t xml:space="preserve"> Be mindful where you put the probes, their location is important.</w:t>
-      </w:r>
-    </w:p>
-    <w:p>
-      <w:pPr>
-        <w:pStyle w:val="Caption"/>
-      </w:pPr>
-      <w:bookmarkStart w:id="12" w:name="_Ref80882996"/>
+          <w:iCs/>
+        </w:rPr>
+        <w:t xml:space="preserve">After you set up the simulation, use the cursors to measure the simulation values asked for in the Simulation columns in </w:t>
+      </w:r>
+      <w:r>
+        <w:rPr>
+          <w:iCs/>
+        </w:rPr>
+        <w:fldChar w:fldCharType="begin"/>
+      </w:r>
+      <w:r>
+        <w:rPr>
+          <w:iCs/>
+        </w:rPr>
+        <w:instrText xml:space="preserve"> REF _Ref81057766 \h </w:instrText>
+      </w:r>
+      <w:r>
+        <w:rPr>
+          <w:iCs/>
+        </w:rPr>
+      </w:r>
+      <w:r>
+        <w:rPr>
+          <w:iCs/>
+        </w:rPr>
+        <w:fldChar w:fldCharType="separate"/>
+      </w:r>
+      <w:r>
+        <w:t xml:space="preserve">Table </w:t>
+      </w:r>
       <w:r>
         <w:rPr>
           <w:noProof/>
         </w:rPr>
-        <w:drawing>
-          <wp:inline distT="0" distB="0" distL="0" distR="0" wp14:anchorId="0528C044" wp14:editId="3947B7FA">
-            <wp:extent cx="4108286" cy="4318000"/>
-            <wp:effectExtent l="0" t="0" r="6985" b="6350"/>
-            <wp:docPr id="1671783768" name="Picture 1"/>
-            <wp:cNvGraphicFramePr>
-              <a:graphicFrameLocks xmlns:a="http://schemas.openxmlformats.org/drawingml/2006/main" noChangeAspect="1"/>
-            </wp:cNvGraphicFramePr>
-            <a:graphic xmlns:a="http://schemas.openxmlformats.org/drawingml/2006/main">
-              <a:graphicData uri="http://schemas.openxmlformats.org/drawingml/2006/picture">
-                <pic:pic xmlns:pic="http://schemas.openxmlformats.org/drawingml/2006/picture">
-                  <pic:nvPicPr>
-                    <pic:cNvPr id="1671783768" name=""/>
-                    <pic:cNvPicPr/>
-                  </pic:nvPicPr>
-                  <pic:blipFill>
-                    <a:blip r:embed="rId12"/>
-                    <a:stretch>
-                      <a:fillRect/>
-                    </a:stretch>
-                  </pic:blipFill>
-                  <pic:spPr>
-                    <a:xfrm>
-                      <a:off x="0" y="0"/>
-                      <a:ext cx="4111878" cy="4321776"/>
-                    </a:xfrm>
-                    <a:prstGeom prst="rect">
-                      <a:avLst/>
-                    </a:prstGeom>
-                  </pic:spPr>
-                </pic:pic>
-              </a:graphicData>
-            </a:graphic>
-          </wp:inline>
-        </w:drawing>
-      </w:r>
-    </w:p>
-    <w:p>
-      <w:pPr>
-        <w:pStyle w:val="Caption"/>
-      </w:pPr>
-      <w:bookmarkStart w:id="13" w:name="_Ref94608624"/>
-      <w:r>
-        <w:t xml:space="preserve">Figure </w:t>
-      </w:r>
-      <w:fldSimple w:instr=" SEQ Figure \* ARABIC ">
-        <w:r>
-          <w:rPr>
-            <w:noProof/>
-          </w:rPr>
-          <w:t>5</w:t>
-        </w:r>
-      </w:fldSimple>
-      <w:bookmarkEnd w:id="12"/>
-      <w:bookmarkEnd w:id="13"/>
-      <w:r>
-        <w:t xml:space="preserve">: The Deboo </w:t>
-      </w:r>
-      <w:r>
-        <w:t xml:space="preserve">Integrator </w:t>
-      </w:r>
-      <w:r>
-        <w:t xml:space="preserve">together with </w:t>
-      </w:r>
-      <w:r>
-        <w:t>the</w:t>
-      </w:r>
-      <w:r>
-        <w:t xml:space="preserve"> 555</w:t>
-      </w:r>
-      <w:r>
-        <w:t xml:space="preserve"> T</w:t>
-      </w:r>
-      <w:r>
-        <w:t>imer.</w:t>
-      </w:r>
-      <w:r>
-        <w:t xml:space="preserve">  Note the single 0.1uF capacitor C4.</w:t>
-      </w:r>
-    </w:p>
-    <w:p>
-      <w:r>
-        <w:t xml:space="preserve">The parts list </w:t>
-      </w:r>
-      <w:r>
-        <w:t xml:space="preserve">for the Deboo </w:t>
-      </w:r>
-      <w:r>
-        <w:t xml:space="preserve">Integrator </w:t>
-      </w:r>
-      <w:r>
-        <w:t>is the same</w:t>
-      </w:r>
-      <w:r>
-        <w:t xml:space="preserve"> as </w:t>
-      </w:r>
-      <w:r>
-        <w:t xml:space="preserve">for </w:t>
-      </w:r>
-      <w:r>
-        <w:t xml:space="preserve">the Schmitt </w:t>
-      </w:r>
-      <w:r>
-        <w:t>Trigger</w:t>
-      </w:r>
-      <w:r>
-        <w:t xml:space="preserve"> Relaxation </w:t>
-      </w:r>
-      <w:r>
-        <w:t>Oscillator</w:t>
-      </w:r>
-      <w:r>
-        <w:t xml:space="preserve"> with the </w:t>
-      </w:r>
-      <w:r>
-        <w:t>exception of the 2N7000 MOSFET.  You will find this MOSFET in the NMOS submenu in the Transistors part selector.</w:t>
-      </w:r>
-    </w:p>
-    <w:p>
-      <w:r>
-        <w:t xml:space="preserve">  </w:t>
-      </w:r>
-      <w:r>
-        <w:rPr>
-          <w:noProof/>
-        </w:rPr>
-        <w:drawing>
-          <wp:inline distT="0" distB="0" distL="0" distR="0" wp14:anchorId="381A2D96" wp14:editId="5E897767">
-            <wp:extent cx="2919552" cy="1543792"/>
-            <wp:effectExtent l="0" t="0" r="0" b="6350"/>
-            <wp:docPr id="11" name="Picture 11"/>
-            <wp:cNvGraphicFramePr>
-              <a:graphicFrameLocks xmlns:a="http://schemas.openxmlformats.org/drawingml/2006/main" noChangeAspect="1"/>
-            </wp:cNvGraphicFramePr>
-            <a:graphic xmlns:a="http://schemas.openxmlformats.org/drawingml/2006/main">
-              <a:graphicData uri="http://schemas.openxmlformats.org/drawingml/2006/picture">
-                <pic:pic xmlns:pic="http://schemas.openxmlformats.org/drawingml/2006/picture">
-                  <pic:nvPicPr>
-                    <pic:cNvPr id="1" name=""/>
-                    <pic:cNvPicPr/>
-                  </pic:nvPicPr>
-                  <pic:blipFill>
-                    <a:blip r:embed="rId13"/>
-                    <a:stretch>
-                      <a:fillRect/>
-                    </a:stretch>
-                  </pic:blipFill>
-                  <pic:spPr>
-                    <a:xfrm>
-                      <a:off x="0" y="0"/>
-                      <a:ext cx="2919552" cy="1543792"/>
-                    </a:xfrm>
-                    <a:prstGeom prst="rect">
-                      <a:avLst/>
-                    </a:prstGeom>
-                  </pic:spPr>
-                </pic:pic>
-              </a:graphicData>
-            </a:graphic>
-          </wp:inline>
-        </w:drawing>
-      </w:r>
-    </w:p>
-    <w:p>
-      <w:pPr>
-        <w:keepNext/>
-        <w:ind w:left="0" w:firstLine="0"/>
-      </w:pPr>
-      <w:bookmarkStart w:id="14" w:name="simulation_timing"/>
-      <w:r>
-        <w:t xml:space="preserve">After </w:t>
-      </w:r>
-      <w:bookmarkEnd w:id="14"/>
-      <w:r>
-        <w:t>building the circuit</w:t>
-      </w:r>
-      <w:r>
-        <w:t xml:space="preserve"> and before running the circuit, you </w:t>
-      </w:r>
-      <w:r>
-        <w:t>will</w:t>
-      </w:r>
-      <w:r>
-        <w:t xml:space="preserve"> need to make an unusual change to get the simulator to work.  Go to the Document options (double click on the schematic) and find the Simulator options subwindow to the right of the screen.  Change the ABSTOL parameter to 1e-8.</w:t>
-      </w:r>
-    </w:p>
-    <w:p>
-      <w:pPr>
-        <w:keepNext/>
-        <w:ind w:left="0" w:firstLine="0"/>
-      </w:pPr>
-      <w:r>
-        <w:rPr>
-          <w:noProof/>
-        </w:rPr>
-        <w:drawing>
-          <wp:inline distT="0" distB="0" distL="0" distR="0" wp14:anchorId="69F06853" wp14:editId="56FC09DE">
-            <wp:extent cx="1351840" cy="1773381"/>
-            <wp:effectExtent l="0" t="0" r="1270" b="0"/>
-            <wp:docPr id="10" name="Picture 10"/>
-            <wp:cNvGraphicFramePr>
-              <a:graphicFrameLocks xmlns:a="http://schemas.openxmlformats.org/drawingml/2006/main" noChangeAspect="1"/>
-            </wp:cNvGraphicFramePr>
-            <a:graphic xmlns:a="http://schemas.openxmlformats.org/drawingml/2006/main">
-              <a:graphicData uri="http://schemas.openxmlformats.org/drawingml/2006/picture">
-                <pic:pic xmlns:pic="http://schemas.openxmlformats.org/drawingml/2006/picture">
-                  <pic:nvPicPr>
-                    <pic:cNvPr id="1" name=""/>
-                    <pic:cNvPicPr/>
-                  </pic:nvPicPr>
-                  <pic:blipFill>
-                    <a:blip r:embed="rId14"/>
-                    <a:stretch>
-                      <a:fillRect/>
-                    </a:stretch>
-                  </pic:blipFill>
-                  <pic:spPr>
-                    <a:xfrm>
-                      <a:off x="0" y="0"/>
-                      <a:ext cx="1358010" cy="1781474"/>
-                    </a:xfrm>
-                    <a:prstGeom prst="rect">
-                      <a:avLst/>
-                    </a:prstGeom>
-                  </pic:spPr>
-                </pic:pic>
-              </a:graphicData>
-            </a:graphic>
-          </wp:inline>
-        </w:drawing>
-      </w:r>
-    </w:p>
-    <w:p>
-      <w:pPr>
-        <w:keepNext/>
-        <w:ind w:left="0" w:firstLine="0"/>
-      </w:pPr>
-      <w:r>
-        <w:t xml:space="preserve">Now </w:t>
-      </w:r>
-      <w:r>
-        <w:t xml:space="preserve">run the simulation for </w:t>
-      </w:r>
-      <w:r>
-        <w:t>5</w:t>
-      </w:r>
-      <w:r>
-        <w:t>ms</w:t>
-      </w:r>
-      <w:r>
-        <w:t xml:space="preserve"> and i</w:t>
-      </w:r>
-      <w:r>
-        <w:t>nclude the simulated waveform with</w:t>
-      </w:r>
-      <w:r>
-        <w:t xml:space="preserve"> in </w:t>
-      </w:r>
-      <w:r>
-        <w:t xml:space="preserve">your answers. To do this, make sure to </w:t>
-      </w:r>
-      <w:r>
-        <w:t xml:space="preserve">select </w:t>
-      </w:r>
-      <w:r>
-        <w:t xml:space="preserve">Zoom All and use the Export -&gt; Grapher image from the main menu to produce an output graphic. </w:t>
-      </w:r>
-    </w:p>
-    <w:p>
-      <w:pPr>
-        <w:spacing w:line="247" w:lineRule="auto"/>
-        <w:ind w:left="14" w:hanging="14"/>
-      </w:pPr>
-      <w:r>
-        <w:t>Use the simulated staircase waveform to determine the step height</w:t>
-      </w:r>
-      <w:r>
-        <w:t>. The</w:t>
-      </w:r>
-      <w:r>
-        <w:t xml:space="preserve"> </w:t>
-      </w:r>
-      <w:r>
-        <w:t xml:space="preserve">step height is the </w:t>
-      </w:r>
-      <w:r>
-        <w:t xml:space="preserve">amount </w:t>
-      </w:r>
-      <w:r>
-        <w:t xml:space="preserve">each </w:t>
-      </w:r>
-      <w:r>
-        <w:t>555</w:t>
-      </w:r>
-      <w:r>
-        <w:t xml:space="preserve"> T</w:t>
-      </w:r>
-      <w:r>
-        <w:t>imer pulse increase</w:t>
-      </w:r>
-      <w:r>
-        <w:t>s</w:t>
-      </w:r>
-      <w:r>
-        <w:t xml:space="preserve"> the voltage on the Deboo Integrator output.</w:t>
-      </w:r>
-      <w:r>
-        <w:t xml:space="preserve"> </w:t>
-      </w:r>
-      <w:r>
-        <w:t xml:space="preserve">Put this value in the </w:t>
-      </w:r>
-      <w:r>
-        <w:rPr>
-          <w:i/>
-          <w:iCs/>
-        </w:rPr>
-        <w:t>Simulation</w:t>
-      </w:r>
-      <w:r>
-        <w:t xml:space="preserve"> column </w:t>
-      </w:r>
-      <w:r>
-        <w:t>of</w:t>
-      </w:r>
-      <w:r>
-        <w:t xml:space="preserve"> </w:t>
-      </w:r>
-      <w:r>
-        <w:fldChar w:fldCharType="begin"/>
-      </w:r>
-      <w:r>
-        <w:instrText xml:space="preserve"> REF _Ref81057766 \h </w:instrText>
-      </w:r>
-      <w:r>
-        <w:fldChar w:fldCharType="separate"/>
-      </w:r>
-      <w:r>
-        <w:t xml:space="preserve">Table </w:t>
-      </w:r>
-      <w:r>
-        <w:rPr>
-          <w:noProof/>
-        </w:rPr>
         <w:t>2</w:t>
       </w:r>
       <w:r>
+        <w:rPr>
+          <w:iCs/>
+        </w:rPr>
         <w:fldChar w:fldCharType="end"/>
       </w:r>
       <w:r>
-        <w:t xml:space="preserve"> in the Analysis section at the end of the lab</w:t>
-      </w:r>
-      <w:r>
-        <w:t xml:space="preserve">. </w:t>
+        <w:rPr>
+          <w:iCs/>
+        </w:rPr>
+        <w:t>.  Make sure to save a copy of your schematic and timing windows for your lab report.</w:t>
       </w:r>
     </w:p>
     <w:p>
@@ -7841,6 +7872,7 @@
                 <w:b w:val="0"/>
                 <w:bCs w:val="0"/>
               </w:rPr>
+              <w:lastRenderedPageBreak/>
               <w:t>Ch1 ground clip</w:t>
             </w:r>
           </w:p>
@@ -8245,7 +8277,7 @@
         <w:t xml:space="preserve">as </w:t>
       </w:r>
       <w:r>
-        <w:t xml:space="preserve">they did in the MultiSim simulation. Set the horizontal position of the trigger to the </w:t>
+        <w:t xml:space="preserve">they did in the simulation. Set the horizontal position of the trigger to the </w:t>
       </w:r>
       <w:r>
         <w:t>left most</w:t>
@@ -8285,21 +8317,29 @@
         </w:numPr>
         <w:spacing w:line="240" w:lineRule="auto"/>
       </w:pPr>
-      <w:bookmarkStart w:id="15" w:name="assembly_screenShot"/>
-      <w:bookmarkStart w:id="16" w:name="empiril_osillsope"/>
+      <w:bookmarkStart w:id="11" w:name="assembly_screenShot"/>
+      <w:bookmarkStart w:id="12" w:name="empiril_osillsope"/>
       <w:r>
         <w:t xml:space="preserve">Take </w:t>
       </w:r>
-      <w:bookmarkEnd w:id="15"/>
-      <w:bookmarkEnd w:id="16"/>
+      <w:bookmarkEnd w:id="11"/>
+      <w:bookmarkEnd w:id="12"/>
       <w:r>
         <w:t>a s</w:t>
       </w:r>
       <w:r>
-        <w:t xml:space="preserve">creen shot </w:t>
-      </w:r>
-      <w:r>
-        <w:t>of the of</w:t>
+        <w:t xml:space="preserve">creen </w:t>
+      </w:r>
+      <w:proofErr w:type="gramStart"/>
+      <w:r>
+        <w:t xml:space="preserve">shot </w:t>
+      </w:r>
+      <w:r>
+        <w:t>of the</w:t>
+      </w:r>
+      <w:proofErr w:type="gramEnd"/>
+      <w:r>
+        <w:t xml:space="preserve"> of</w:t>
       </w:r>
       <w:r>
         <w:t xml:space="preserve"> </w:t>
@@ -8401,7 +8441,15 @@
         <w:ind w:firstLine="0"/>
       </w:pPr>
       <w:r>
-        <w:t xml:space="preserve">Note, the STAIR waveform may be noisy if you use an </w:t>
+        <w:t xml:space="preserve">Note, the STAIR waveform may be noisy if you use </w:t>
+      </w:r>
+      <w:proofErr w:type="gramStart"/>
+      <w:r>
+        <w:t>an</w:t>
+      </w:r>
+      <w:proofErr w:type="gramEnd"/>
+      <w:r>
+        <w:t xml:space="preserve"> </w:t>
       </w:r>
       <w:r>
         <w:t>110V</w:t>
@@ -8505,7 +8553,9 @@
     </w:p>
     <w:p>
       <w:pPr>
-        <w:spacing w:before="100" w:beforeAutospacing="1" w:after="100" w:afterAutospacing="1" w:line="240" w:lineRule="auto"/>
+        <w:pStyle w:val="ListParagraph"/>
+        <w:spacing w:after="0" w:line="240" w:lineRule="auto"/>
+        <w:ind w:firstLine="0"/>
       </w:pPr>
     </w:p>
     <w:p>
@@ -8522,9 +8572,9 @@
           <w:noProof/>
         </w:rPr>
         <w:drawing>
-          <wp:inline distT="0" distB="0" distL="0" distR="0" wp14:anchorId="7BB76B22" wp14:editId="1F02D0A7">
-            <wp:extent cx="4431176" cy="3603171"/>
-            <wp:effectExtent l="0" t="0" r="7620" b="0"/>
+          <wp:inline distT="0" distB="0" distL="0" distR="0" wp14:anchorId="7BB76B22" wp14:editId="4A9DFF2C">
+            <wp:extent cx="3713066" cy="3019245"/>
+            <wp:effectExtent l="0" t="0" r="1905" b="0"/>
             <wp:docPr id="218357471" name="Picture 3"/>
             <wp:cNvGraphicFramePr>
               <a:graphicFrameLocks xmlns:a="http://schemas.openxmlformats.org/drawingml/2006/main" noChangeAspect="1"/>
@@ -8539,7 +8589,7 @@
                     </pic:cNvPicPr>
                   </pic:nvPicPr>
                   <pic:blipFill>
-                    <a:blip r:embed="rId15">
+                    <a:blip r:embed="rId12">
                       <a:extLst>
                         <a:ext uri="{28A0092B-C50C-407E-A947-70E740481C1C}">
                           <a14:useLocalDpi xmlns:a14="http://schemas.microsoft.com/office/drawing/2010/main" val="0"/>
@@ -8554,7 +8604,7 @@
                   <pic:spPr bwMode="auto">
                     <a:xfrm>
                       <a:off x="0" y="0"/>
-                      <a:ext cx="4433326" cy="3604919"/>
+                      <a:ext cx="3740043" cy="3041181"/>
                     </a:xfrm>
                     <a:prstGeom prst="rect">
                       <a:avLst/>
@@ -8587,14 +8637,20 @@
           <w:rPr>
             <w:noProof/>
           </w:rPr>
-          <w:t>6</w:t>
+          <w:t>5</w:t>
         </w:r>
       </w:fldSimple>
       <w:r>
         <w:t xml:space="preserve">: </w:t>
       </w:r>
       <w:r>
-        <w:t>An oscilloscope trace showing the two output you need to capture.  Note that this image was captured on a Rhode&amp;Schwarz HMO724.</w:t>
+        <w:t xml:space="preserve">An oscilloscope trace showing the two </w:t>
+      </w:r>
+      <w:r>
+        <w:t>outputs</w:t>
+      </w:r>
+      <w:r>
+        <w:t xml:space="preserve"> you need to capture.  </w:t>
       </w:r>
     </w:p>
     <w:p>
@@ -8602,6 +8658,7 @@
         <w:pStyle w:val="Heading1"/>
       </w:pPr>
       <w:r>
+        <w:lastRenderedPageBreak/>
         <w:t>Comparison</w:t>
       </w:r>
       <w:r>
@@ -8697,14 +8754,14 @@
         </w:rPr>
         <w:t xml:space="preserve"> you found throughout this lab.  Represent your answer to 3 significant figures using the units </w:t>
       </w:r>
-      <w:bookmarkStart w:id="17" w:name="_Hlk183955948"/>
+      <w:bookmarkStart w:id="13" w:name="_Hlk183955948"/>
       <w:r>
         <w:rPr>
           <w:bCs/>
         </w:rPr>
         <w:t xml:space="preserve">given in parenthesis in the </w:t>
       </w:r>
-      <w:bookmarkEnd w:id="17"/>
+      <w:bookmarkEnd w:id="13"/>
       <w:r>
         <w:rPr>
           <w:b/>
@@ -8750,7 +8807,7 @@
         <w:pStyle w:val="Caption"/>
         <w:keepNext/>
       </w:pPr>
-      <w:bookmarkStart w:id="18" w:name="_Ref81057766"/>
+      <w:bookmarkStart w:id="14" w:name="_Ref81057766"/>
       <w:r>
         <w:t xml:space="preserve">Table </w:t>
       </w:r>
@@ -8762,7 +8819,7 @@
           <w:t>2</w:t>
         </w:r>
       </w:fldSimple>
-      <w:bookmarkEnd w:id="18"/>
+      <w:bookmarkEnd w:id="14"/>
       <w:r>
         <w:t>: Summary</w:t>
       </w:r>
@@ -9031,7 +9088,7 @@
                 <w:bCs/>
               </w:rPr>
             </w:pPr>
-            <w:bookmarkStart w:id="19" w:name="_Hlk111453891"/>
+            <w:bookmarkStart w:id="15" w:name="_Hlk111453891"/>
             <w:r>
               <w:rPr>
                 <w:b/>
@@ -9552,7 +9609,7 @@
           </w:p>
         </w:tc>
       </w:tr>
-      <w:bookmarkEnd w:id="19"/>
+      <w:bookmarkEnd w:id="15"/>
     </w:tbl>
     <w:p>
       <w:pPr>
@@ -9624,7 +9681,15 @@
         <w:ind w:left="0" w:firstLine="0"/>
       </w:pPr>
       <w:r>
-        <w:t>Hint, use Ctrl+click to follow links.  This also works for all the Figures and Tables in these labs.</w:t>
+        <w:t xml:space="preserve">Hint, use </w:t>
+      </w:r>
+      <w:proofErr w:type="spellStart"/>
+      <w:r>
+        <w:t>Ctrl+click</w:t>
+      </w:r>
+      <w:proofErr w:type="spellEnd"/>
+      <w:r>
+        <w:t xml:space="preserve"> to follow links.  This also works for all the Figures and Tables in these labs.</w:t>
       </w:r>
     </w:p>
     <w:p>
@@ -9814,7 +9879,7 @@
         </w:r>
       </w:hyperlink>
       <w:r>
-        <w:t xml:space="preserve"> (use Export -&gt; Schematic Image)</w:t>
+        <w:t xml:space="preserve"> </w:t>
       </w:r>
     </w:p>
     <w:p>
@@ -9836,11 +9901,11 @@
           <w:rPr>
             <w:rStyle w:val="Hyperlink"/>
           </w:rPr>
-          <w:t>Timing</w:t>
+          <w:t>Waveform</w:t>
         </w:r>
       </w:hyperlink>
       <w:r>
-        <w:t xml:space="preserve"> diagram (use Export -&gt; Grapher Image)</w:t>
+        <w:t xml:space="preserve"> </w:t>
       </w:r>
     </w:p>
     <w:p>
@@ -9885,9 +9950,10 @@
         <w:rPr>
           <w:bCs/>
         </w:rPr>
+        <w:lastRenderedPageBreak/>
         <w:tab/>
       </w:r>
-      <w:bookmarkStart w:id="20" w:name="_Hlk94707206"/>
+      <w:bookmarkStart w:id="16" w:name="_Hlk94707206"/>
       <w:r>
         <w:rPr>
           <w:bCs/>
@@ -10026,7 +10092,7 @@
         <w:t>Deboo Integrator output in different models.</w:t>
       </w:r>
     </w:p>
-    <w:bookmarkEnd w:id="20"/>
+    <w:bookmarkEnd w:id="16"/>
     <w:p>
       <w:pPr>
         <w:spacing w:after="0" w:line="240" w:lineRule="auto"/>
@@ -10037,12 +10103,12 @@
       </w:pPr>
     </w:p>
     <w:sectPr>
-      <w:headerReference w:type="even" r:id="rId16"/>
-      <w:headerReference w:type="default" r:id="rId17"/>
-      <w:footerReference w:type="even" r:id="rId18"/>
-      <w:footerReference w:type="default" r:id="rId19"/>
-      <w:headerReference w:type="first" r:id="rId20"/>
-      <w:footerReference w:type="first" r:id="rId21"/>
+      <w:headerReference w:type="even" r:id="rId13"/>
+      <w:headerReference w:type="default" r:id="rId14"/>
+      <w:footerReference w:type="even" r:id="rId15"/>
+      <w:footerReference w:type="default" r:id="rId16"/>
+      <w:headerReference w:type="first" r:id="rId17"/>
+      <w:footerReference w:type="first" r:id="rId18"/>
       <w:pgSz w:w="12240" w:h="15840"/>
       <w:pgMar w:top="1509" w:right="1436" w:bottom="1480" w:left="1440" w:header="720" w:footer="719" w:gutter="0"/>
       <w:cols w:space="720"/>
@@ -10053,7 +10119,7 @@
 </file>
 
 <file path=word/endnotes.xml><?xml version="1.0" encoding="utf-8"?>
-<w:endnotes xmlns:wpc="http://schemas.microsoft.com/office/word/2010/wordprocessingCanvas" xmlns:cx="http://schemas.microsoft.com/office/drawing/2014/chartex" xmlns:cx1="http://schemas.microsoft.com/office/drawing/2015/9/8/chartex" xmlns:cx2="http://schemas.microsoft.com/office/drawing/2015/10/21/chartex" xmlns:cx3="http://schemas.microsoft.com/office/drawing/2016/5/9/chartex" xmlns:cx4="http://schemas.microsoft.com/office/drawing/2016/5/10/chartex" xmlns:cx5="http://schemas.microsoft.com/office/drawing/2016/5/11/chartex" xmlns:cx6="http://schemas.microsoft.com/office/drawing/2016/5/12/chartex" xmlns:cx7="http://schemas.microsoft.com/office/drawing/2016/5/13/chartex" xmlns:cx8="http://schemas.microsoft.com/office/drawing/2016/5/14/chartex" xmlns:mc="http://schemas.openxmlformats.org/markup-compatibility/2006" xmlns:aink="http://schemas.microsoft.com/office/drawing/2016/ink" xmlns:am3d="http://schemas.microsoft.com/office/drawing/2017/model3d" xmlns:o="urn:schemas-microsoft-com:office:office" xmlns:oel="http://schemas.microsoft.com/office/2019/extlst" xmlns:r="http://schemas.openxmlformats.org/officeDocument/2006/relationships" xmlns:m="http://schemas.openxmlformats.org/officeDocument/2006/math" xmlns:v="urn:schemas-microsoft-com:vml" xmlns:wp14="http://schemas.microsoft.com/office/word/2010/wordprocessingDrawing" xmlns:wp="http://schemas.openxmlformats.org/drawingml/2006/wordprocessingDrawing" xmlns:w10="urn:schemas-microsoft-com:office:word" xmlns:w="http://schemas.openxmlformats.org/wordprocessingml/2006/main" xmlns:w14="http://schemas.microsoft.com/office/word/2010/wordml" xmlns:w15="http://schemas.microsoft.com/office/word/2012/wordml" xmlns:w16cex="http://schemas.microsoft.com/office/word/2018/wordml/cex" xmlns:w16cid="http://schemas.microsoft.com/office/word/2016/wordml/cid" xmlns:w16="http://schemas.microsoft.com/office/word/2018/wordml" xmlns:w16du="http://schemas.microsoft.com/office/word/2023/wordml/word16du" xmlns:w16sdtdh="http://schemas.microsoft.com/office/word/2020/wordml/sdtdatahash" xmlns:w16se="http://schemas.microsoft.com/office/word/2015/wordml/symex" xmlns:wpg="http://schemas.microsoft.com/office/word/2010/wordprocessingGroup" xmlns:wpi="http://schemas.microsoft.com/office/word/2010/wordprocessingInk" xmlns:wne="http://schemas.microsoft.com/office/word/2006/wordml" xmlns:wps="http://schemas.microsoft.com/office/word/2010/wordprocessingShape" mc:Ignorable="w14 w15 w16se w16cid w16 w16cex w16sdtdh w16du wp14">
+<w:endnotes xmlns:wpc="http://schemas.microsoft.com/office/word/2010/wordprocessingCanvas" xmlns:cx="http://schemas.microsoft.com/office/drawing/2014/chartex" xmlns:cx1="http://schemas.microsoft.com/office/drawing/2015/9/8/chartex" xmlns:cx2="http://schemas.microsoft.com/office/drawing/2015/10/21/chartex" xmlns:cx3="http://schemas.microsoft.com/office/drawing/2016/5/9/chartex" xmlns:cx4="http://schemas.microsoft.com/office/drawing/2016/5/10/chartex" xmlns:cx5="http://schemas.microsoft.com/office/drawing/2016/5/11/chartex" xmlns:cx6="http://schemas.microsoft.com/office/drawing/2016/5/12/chartex" xmlns:cx7="http://schemas.microsoft.com/office/drawing/2016/5/13/chartex" xmlns:cx8="http://schemas.microsoft.com/office/drawing/2016/5/14/chartex" xmlns:mc="http://schemas.openxmlformats.org/markup-compatibility/2006" xmlns:aink="http://schemas.microsoft.com/office/drawing/2016/ink" xmlns:am3d="http://schemas.microsoft.com/office/drawing/2017/model3d" xmlns:o="urn:schemas-microsoft-com:office:office" xmlns:oel="http://schemas.microsoft.com/office/2019/extlst" xmlns:r="http://schemas.openxmlformats.org/officeDocument/2006/relationships" xmlns:m="http://schemas.openxmlformats.org/officeDocument/2006/math" xmlns:v="urn:schemas-microsoft-com:vml" xmlns:wp14="http://schemas.microsoft.com/office/word/2010/wordprocessingDrawing" xmlns:wp="http://schemas.openxmlformats.org/drawingml/2006/wordprocessingDrawing" xmlns:w10="urn:schemas-microsoft-com:office:word" xmlns:w="http://schemas.openxmlformats.org/wordprocessingml/2006/main" xmlns:w14="http://schemas.microsoft.com/office/word/2010/wordml" xmlns:w15="http://schemas.microsoft.com/office/word/2012/wordml" xmlns:w16cex="http://schemas.microsoft.com/office/word/2018/wordml/cex" xmlns:w16cid="http://schemas.microsoft.com/office/word/2016/wordml/cid" xmlns:w16="http://schemas.microsoft.com/office/word/2018/wordml" xmlns:w16du="http://schemas.microsoft.com/office/word/2023/wordml/word16du" xmlns:w16sdtdh="http://schemas.microsoft.com/office/word/2020/wordml/sdtdatahash" xmlns:w16sdtfl="http://schemas.microsoft.com/office/word/2024/wordml/sdtformatlock" xmlns:w16se="http://schemas.microsoft.com/office/word/2015/wordml/symex" xmlns:wpg="http://schemas.microsoft.com/office/word/2010/wordprocessingGroup" xmlns:wpi="http://schemas.microsoft.com/office/word/2010/wordprocessingInk" xmlns:wne="http://schemas.microsoft.com/office/word/2006/wordml" xmlns:wps="http://schemas.microsoft.com/office/word/2010/wordprocessingShape" mc:Ignorable="w14 w15 w16se w16cid w16 w16cex w16sdtdh w16sdtfl w16du wp14">
   <w:endnote w:type="separator" w:id="-1">
     <w:p>
       <w:pPr>
@@ -10078,7 +10144,7 @@
 </file>
 
 <file path=word/footer1.xml><?xml version="1.0" encoding="utf-8"?>
-<w:ftr xmlns:wpc="http://schemas.microsoft.com/office/word/2010/wordprocessingCanvas" xmlns:cx="http://schemas.microsoft.com/office/drawing/2014/chartex" xmlns:cx1="http://schemas.microsoft.com/office/drawing/2015/9/8/chartex" xmlns:cx2="http://schemas.microsoft.com/office/drawing/2015/10/21/chartex" xmlns:cx3="http://schemas.microsoft.com/office/drawing/2016/5/9/chartex" xmlns:cx4="http://schemas.microsoft.com/office/drawing/2016/5/10/chartex" xmlns:cx5="http://schemas.microsoft.com/office/drawing/2016/5/11/chartex" xmlns:cx6="http://schemas.microsoft.com/office/drawing/2016/5/12/chartex" xmlns:cx7="http://schemas.microsoft.com/office/drawing/2016/5/13/chartex" xmlns:cx8="http://schemas.microsoft.com/office/drawing/2016/5/14/chartex" xmlns:mc="http://schemas.openxmlformats.org/markup-compatibility/2006" xmlns:aink="http://schemas.microsoft.com/office/drawing/2016/ink" xmlns:am3d="http://schemas.microsoft.com/office/drawing/2017/model3d" xmlns:o="urn:schemas-microsoft-com:office:office" xmlns:oel="http://schemas.microsoft.com/office/2019/extlst" xmlns:r="http://schemas.openxmlformats.org/officeDocument/2006/relationships" xmlns:m="http://schemas.openxmlformats.org/officeDocument/2006/math" xmlns:v="urn:schemas-microsoft-com:vml" xmlns:wp14="http://schemas.microsoft.com/office/word/2010/wordprocessingDrawing" xmlns:wp="http://schemas.openxmlformats.org/drawingml/2006/wordprocessingDrawing" xmlns:w10="urn:schemas-microsoft-com:office:word" xmlns:w="http://schemas.openxmlformats.org/wordprocessingml/2006/main" xmlns:w14="http://schemas.microsoft.com/office/word/2010/wordml" xmlns:w15="http://schemas.microsoft.com/office/word/2012/wordml" xmlns:w16cex="http://schemas.microsoft.com/office/word/2018/wordml/cex" xmlns:w16cid="http://schemas.microsoft.com/office/word/2016/wordml/cid" xmlns:w16="http://schemas.microsoft.com/office/word/2018/wordml" xmlns:w16du="http://schemas.microsoft.com/office/word/2023/wordml/word16du" xmlns:w16sdtdh="http://schemas.microsoft.com/office/word/2020/wordml/sdtdatahash" xmlns:w16se="http://schemas.microsoft.com/office/word/2015/wordml/symex" xmlns:wpg="http://schemas.microsoft.com/office/word/2010/wordprocessingGroup" xmlns:wpi="http://schemas.microsoft.com/office/word/2010/wordprocessingInk" xmlns:wne="http://schemas.microsoft.com/office/word/2006/wordml" xmlns:wps="http://schemas.microsoft.com/office/word/2010/wordprocessingShape" mc:Ignorable="w14 w15 w16se w16cid w16 w16cex w16sdtdh w16du wp14">
+<w:ftr xmlns:wpc="http://schemas.microsoft.com/office/word/2010/wordprocessingCanvas" xmlns:cx="http://schemas.microsoft.com/office/drawing/2014/chartex" xmlns:cx1="http://schemas.microsoft.com/office/drawing/2015/9/8/chartex" xmlns:cx2="http://schemas.microsoft.com/office/drawing/2015/10/21/chartex" xmlns:cx3="http://schemas.microsoft.com/office/drawing/2016/5/9/chartex" xmlns:cx4="http://schemas.microsoft.com/office/drawing/2016/5/10/chartex" xmlns:cx5="http://schemas.microsoft.com/office/drawing/2016/5/11/chartex" xmlns:cx6="http://schemas.microsoft.com/office/drawing/2016/5/12/chartex" xmlns:cx7="http://schemas.microsoft.com/office/drawing/2016/5/13/chartex" xmlns:cx8="http://schemas.microsoft.com/office/drawing/2016/5/14/chartex" xmlns:mc="http://schemas.openxmlformats.org/markup-compatibility/2006" xmlns:aink="http://schemas.microsoft.com/office/drawing/2016/ink" xmlns:am3d="http://schemas.microsoft.com/office/drawing/2017/model3d" xmlns:o="urn:schemas-microsoft-com:office:office" xmlns:oel="http://schemas.microsoft.com/office/2019/extlst" xmlns:r="http://schemas.openxmlformats.org/officeDocument/2006/relationships" xmlns:m="http://schemas.openxmlformats.org/officeDocument/2006/math" xmlns:v="urn:schemas-microsoft-com:vml" xmlns:wp14="http://schemas.microsoft.com/office/word/2010/wordprocessingDrawing" xmlns:wp="http://schemas.openxmlformats.org/drawingml/2006/wordprocessingDrawing" xmlns:w10="urn:schemas-microsoft-com:office:word" xmlns:w="http://schemas.openxmlformats.org/wordprocessingml/2006/main" xmlns:w14="http://schemas.microsoft.com/office/word/2010/wordml" xmlns:w15="http://schemas.microsoft.com/office/word/2012/wordml" xmlns:w16cex="http://schemas.microsoft.com/office/word/2018/wordml/cex" xmlns:w16cid="http://schemas.microsoft.com/office/word/2016/wordml/cid" xmlns:w16="http://schemas.microsoft.com/office/word/2018/wordml" xmlns:w16du="http://schemas.microsoft.com/office/word/2023/wordml/word16du" xmlns:w16sdtdh="http://schemas.microsoft.com/office/word/2020/wordml/sdtdatahash" xmlns:w16sdtfl="http://schemas.microsoft.com/office/word/2024/wordml/sdtformatlock" xmlns:w16se="http://schemas.microsoft.com/office/word/2015/wordml/symex" xmlns:wpg="http://schemas.microsoft.com/office/word/2010/wordprocessingGroup" xmlns:wpi="http://schemas.microsoft.com/office/word/2010/wordprocessingInk" xmlns:wne="http://schemas.microsoft.com/office/word/2006/wordml" xmlns:wps="http://schemas.microsoft.com/office/word/2010/wordprocessingShape" mc:Ignorable="w14 w15 w16se w16cid w16 w16cex w16sdtdh w16sdtfl w16du wp14">
   <w:p>
     <w:pPr>
       <w:spacing w:after="0" w:line="259" w:lineRule="auto"/>
@@ -10129,7 +10195,7 @@
 </file>
 
 <file path=word/footer2.xml><?xml version="1.0" encoding="utf-8"?>
-<w:ftr xmlns:wpc="http://schemas.microsoft.com/office/word/2010/wordprocessingCanvas" xmlns:cx="http://schemas.microsoft.com/office/drawing/2014/chartex" xmlns:cx1="http://schemas.microsoft.com/office/drawing/2015/9/8/chartex" xmlns:cx2="http://schemas.microsoft.com/office/drawing/2015/10/21/chartex" xmlns:cx3="http://schemas.microsoft.com/office/drawing/2016/5/9/chartex" xmlns:cx4="http://schemas.microsoft.com/office/drawing/2016/5/10/chartex" xmlns:cx5="http://schemas.microsoft.com/office/drawing/2016/5/11/chartex" xmlns:cx6="http://schemas.microsoft.com/office/drawing/2016/5/12/chartex" xmlns:cx7="http://schemas.microsoft.com/office/drawing/2016/5/13/chartex" xmlns:cx8="http://schemas.microsoft.com/office/drawing/2016/5/14/chartex" xmlns:mc="http://schemas.openxmlformats.org/markup-compatibility/2006" xmlns:aink="http://schemas.microsoft.com/office/drawing/2016/ink" xmlns:am3d="http://schemas.microsoft.com/office/drawing/2017/model3d" xmlns:o="urn:schemas-microsoft-com:office:office" xmlns:oel="http://schemas.microsoft.com/office/2019/extlst" xmlns:r="http://schemas.openxmlformats.org/officeDocument/2006/relationships" xmlns:m="http://schemas.openxmlformats.org/officeDocument/2006/math" xmlns:v="urn:schemas-microsoft-com:vml" xmlns:wp14="http://schemas.microsoft.com/office/word/2010/wordprocessingDrawing" xmlns:wp="http://schemas.openxmlformats.org/drawingml/2006/wordprocessingDrawing" xmlns:w10="urn:schemas-microsoft-com:office:word" xmlns:w="http://schemas.openxmlformats.org/wordprocessingml/2006/main" xmlns:w14="http://schemas.microsoft.com/office/word/2010/wordml" xmlns:w15="http://schemas.microsoft.com/office/word/2012/wordml" xmlns:w16cex="http://schemas.microsoft.com/office/word/2018/wordml/cex" xmlns:w16cid="http://schemas.microsoft.com/office/word/2016/wordml/cid" xmlns:w16="http://schemas.microsoft.com/office/word/2018/wordml" xmlns:w16du="http://schemas.microsoft.com/office/word/2023/wordml/word16du" xmlns:w16sdtdh="http://schemas.microsoft.com/office/word/2020/wordml/sdtdatahash" xmlns:w16se="http://schemas.microsoft.com/office/word/2015/wordml/symex" xmlns:wpg="http://schemas.microsoft.com/office/word/2010/wordprocessingGroup" xmlns:wpi="http://schemas.microsoft.com/office/word/2010/wordprocessingInk" xmlns:wne="http://schemas.microsoft.com/office/word/2006/wordml" xmlns:wps="http://schemas.microsoft.com/office/word/2010/wordprocessingShape" mc:Ignorable="w14 w15 w16se w16cid w16 w16cex w16sdtdh w16du wp14">
+<w:ftr xmlns:wpc="http://schemas.microsoft.com/office/word/2010/wordprocessingCanvas" xmlns:cx="http://schemas.microsoft.com/office/drawing/2014/chartex" xmlns:cx1="http://schemas.microsoft.com/office/drawing/2015/9/8/chartex" xmlns:cx2="http://schemas.microsoft.com/office/drawing/2015/10/21/chartex" xmlns:cx3="http://schemas.microsoft.com/office/drawing/2016/5/9/chartex" xmlns:cx4="http://schemas.microsoft.com/office/drawing/2016/5/10/chartex" xmlns:cx5="http://schemas.microsoft.com/office/drawing/2016/5/11/chartex" xmlns:cx6="http://schemas.microsoft.com/office/drawing/2016/5/12/chartex" xmlns:cx7="http://schemas.microsoft.com/office/drawing/2016/5/13/chartex" xmlns:cx8="http://schemas.microsoft.com/office/drawing/2016/5/14/chartex" xmlns:mc="http://schemas.openxmlformats.org/markup-compatibility/2006" xmlns:aink="http://schemas.microsoft.com/office/drawing/2016/ink" xmlns:am3d="http://schemas.microsoft.com/office/drawing/2017/model3d" xmlns:o="urn:schemas-microsoft-com:office:office" xmlns:oel="http://schemas.microsoft.com/office/2019/extlst" xmlns:r="http://schemas.openxmlformats.org/officeDocument/2006/relationships" xmlns:m="http://schemas.openxmlformats.org/officeDocument/2006/math" xmlns:v="urn:schemas-microsoft-com:vml" xmlns:wp14="http://schemas.microsoft.com/office/word/2010/wordprocessingDrawing" xmlns:wp="http://schemas.openxmlformats.org/drawingml/2006/wordprocessingDrawing" xmlns:w10="urn:schemas-microsoft-com:office:word" xmlns:w="http://schemas.openxmlformats.org/wordprocessingml/2006/main" xmlns:w14="http://schemas.microsoft.com/office/word/2010/wordml" xmlns:w15="http://schemas.microsoft.com/office/word/2012/wordml" xmlns:w16cex="http://schemas.microsoft.com/office/word/2018/wordml/cex" xmlns:w16cid="http://schemas.microsoft.com/office/word/2016/wordml/cid" xmlns:w16="http://schemas.microsoft.com/office/word/2018/wordml" xmlns:w16du="http://schemas.microsoft.com/office/word/2023/wordml/word16du" xmlns:w16sdtdh="http://schemas.microsoft.com/office/word/2020/wordml/sdtdatahash" xmlns:w16sdtfl="http://schemas.microsoft.com/office/word/2024/wordml/sdtformatlock" xmlns:w16se="http://schemas.microsoft.com/office/word/2015/wordml/symex" xmlns:wpg="http://schemas.microsoft.com/office/word/2010/wordprocessingGroup" xmlns:wpi="http://schemas.microsoft.com/office/word/2010/wordprocessingInk" xmlns:wne="http://schemas.microsoft.com/office/word/2006/wordml" xmlns:wps="http://schemas.microsoft.com/office/word/2010/wordprocessingShape" mc:Ignorable="w14 w15 w16se w16cid w16 w16cex w16sdtdh w16sdtfl w16du wp14">
   <w:p>
     <w:pPr>
       <w:spacing w:after="0" w:line="259" w:lineRule="auto"/>
@@ -10181,7 +10247,7 @@
 </file>
 
 <file path=word/footer3.xml><?xml version="1.0" encoding="utf-8"?>
-<w:ftr xmlns:wpc="http://schemas.microsoft.com/office/word/2010/wordprocessingCanvas" xmlns:cx="http://schemas.microsoft.com/office/drawing/2014/chartex" xmlns:cx1="http://schemas.microsoft.com/office/drawing/2015/9/8/chartex" xmlns:cx2="http://schemas.microsoft.com/office/drawing/2015/10/21/chartex" xmlns:cx3="http://schemas.microsoft.com/office/drawing/2016/5/9/chartex" xmlns:cx4="http://schemas.microsoft.com/office/drawing/2016/5/10/chartex" xmlns:cx5="http://schemas.microsoft.com/office/drawing/2016/5/11/chartex" xmlns:cx6="http://schemas.microsoft.com/office/drawing/2016/5/12/chartex" xmlns:cx7="http://schemas.microsoft.com/office/drawing/2016/5/13/chartex" xmlns:cx8="http://schemas.microsoft.com/office/drawing/2016/5/14/chartex" xmlns:mc="http://schemas.openxmlformats.org/markup-compatibility/2006" xmlns:aink="http://schemas.microsoft.com/office/drawing/2016/ink" xmlns:am3d="http://schemas.microsoft.com/office/drawing/2017/model3d" xmlns:o="urn:schemas-microsoft-com:office:office" xmlns:oel="http://schemas.microsoft.com/office/2019/extlst" xmlns:r="http://schemas.openxmlformats.org/officeDocument/2006/relationships" xmlns:m="http://schemas.openxmlformats.org/officeDocument/2006/math" xmlns:v="urn:schemas-microsoft-com:vml" xmlns:wp14="http://schemas.microsoft.com/office/word/2010/wordprocessingDrawing" xmlns:wp="http://schemas.openxmlformats.org/drawingml/2006/wordprocessingDrawing" xmlns:w10="urn:schemas-microsoft-com:office:word" xmlns:w="http://schemas.openxmlformats.org/wordprocessingml/2006/main" xmlns:w14="http://schemas.microsoft.com/office/word/2010/wordml" xmlns:w15="http://schemas.microsoft.com/office/word/2012/wordml" xmlns:w16cex="http://schemas.microsoft.com/office/word/2018/wordml/cex" xmlns:w16cid="http://schemas.microsoft.com/office/word/2016/wordml/cid" xmlns:w16="http://schemas.microsoft.com/office/word/2018/wordml" xmlns:w16du="http://schemas.microsoft.com/office/word/2023/wordml/word16du" xmlns:w16sdtdh="http://schemas.microsoft.com/office/word/2020/wordml/sdtdatahash" xmlns:w16se="http://schemas.microsoft.com/office/word/2015/wordml/symex" xmlns:wpg="http://schemas.microsoft.com/office/word/2010/wordprocessingGroup" xmlns:wpi="http://schemas.microsoft.com/office/word/2010/wordprocessingInk" xmlns:wne="http://schemas.microsoft.com/office/word/2006/wordml" xmlns:wps="http://schemas.microsoft.com/office/word/2010/wordprocessingShape" mc:Ignorable="w14 w15 w16se w16cid w16 w16cex w16sdtdh w16du wp14">
+<w:ftr xmlns:wpc="http://schemas.microsoft.com/office/word/2010/wordprocessingCanvas" xmlns:cx="http://schemas.microsoft.com/office/drawing/2014/chartex" xmlns:cx1="http://schemas.microsoft.com/office/drawing/2015/9/8/chartex" xmlns:cx2="http://schemas.microsoft.com/office/drawing/2015/10/21/chartex" xmlns:cx3="http://schemas.microsoft.com/office/drawing/2016/5/9/chartex" xmlns:cx4="http://schemas.microsoft.com/office/drawing/2016/5/10/chartex" xmlns:cx5="http://schemas.microsoft.com/office/drawing/2016/5/11/chartex" xmlns:cx6="http://schemas.microsoft.com/office/drawing/2016/5/12/chartex" xmlns:cx7="http://schemas.microsoft.com/office/drawing/2016/5/13/chartex" xmlns:cx8="http://schemas.microsoft.com/office/drawing/2016/5/14/chartex" xmlns:mc="http://schemas.openxmlformats.org/markup-compatibility/2006" xmlns:aink="http://schemas.microsoft.com/office/drawing/2016/ink" xmlns:am3d="http://schemas.microsoft.com/office/drawing/2017/model3d" xmlns:o="urn:schemas-microsoft-com:office:office" xmlns:oel="http://schemas.microsoft.com/office/2019/extlst" xmlns:r="http://schemas.openxmlformats.org/officeDocument/2006/relationships" xmlns:m="http://schemas.openxmlformats.org/officeDocument/2006/math" xmlns:v="urn:schemas-microsoft-com:vml" xmlns:wp14="http://schemas.microsoft.com/office/word/2010/wordprocessingDrawing" xmlns:wp="http://schemas.openxmlformats.org/drawingml/2006/wordprocessingDrawing" xmlns:w10="urn:schemas-microsoft-com:office:word" xmlns:w="http://schemas.openxmlformats.org/wordprocessingml/2006/main" xmlns:w14="http://schemas.microsoft.com/office/word/2010/wordml" xmlns:w15="http://schemas.microsoft.com/office/word/2012/wordml" xmlns:w16cex="http://schemas.microsoft.com/office/word/2018/wordml/cex" xmlns:w16cid="http://schemas.microsoft.com/office/word/2016/wordml/cid" xmlns:w16="http://schemas.microsoft.com/office/word/2018/wordml" xmlns:w16du="http://schemas.microsoft.com/office/word/2023/wordml/word16du" xmlns:w16sdtdh="http://schemas.microsoft.com/office/word/2020/wordml/sdtdatahash" xmlns:w16sdtfl="http://schemas.microsoft.com/office/word/2024/wordml/sdtformatlock" xmlns:w16se="http://schemas.microsoft.com/office/word/2015/wordml/symex" xmlns:wpg="http://schemas.microsoft.com/office/word/2010/wordprocessingGroup" xmlns:wpi="http://schemas.microsoft.com/office/word/2010/wordprocessingInk" xmlns:wne="http://schemas.microsoft.com/office/word/2006/wordml" xmlns:wps="http://schemas.microsoft.com/office/word/2010/wordprocessingShape" mc:Ignorable="w14 w15 w16se w16cid w16 w16cex w16sdtdh w16sdtfl w16du wp14">
   <w:p>
     <w:pPr>
       <w:spacing w:after="0" w:line="259" w:lineRule="auto"/>
@@ -10233,7 +10299,7 @@
 </file>
 
 <file path=word/footnotes.xml><?xml version="1.0" encoding="utf-8"?>
-<w:footnotes xmlns:wpc="http://schemas.microsoft.com/office/word/2010/wordprocessingCanvas" xmlns:cx="http://schemas.microsoft.com/office/drawing/2014/chartex" xmlns:cx1="http://schemas.microsoft.com/office/drawing/2015/9/8/chartex" xmlns:cx2="http://schemas.microsoft.com/office/drawing/2015/10/21/chartex" xmlns:cx3="http://schemas.microsoft.com/office/drawing/2016/5/9/chartex" xmlns:cx4="http://schemas.microsoft.com/office/drawing/2016/5/10/chartex" xmlns:cx5="http://schemas.microsoft.com/office/drawing/2016/5/11/chartex" xmlns:cx6="http://schemas.microsoft.com/office/drawing/2016/5/12/chartex" xmlns:cx7="http://schemas.microsoft.com/office/drawing/2016/5/13/chartex" xmlns:cx8="http://schemas.microsoft.com/office/drawing/2016/5/14/chartex" xmlns:mc="http://schemas.openxmlformats.org/markup-compatibility/2006" xmlns:aink="http://schemas.microsoft.com/office/drawing/2016/ink" xmlns:am3d="http://schemas.microsoft.com/office/drawing/2017/model3d" xmlns:o="urn:schemas-microsoft-com:office:office" xmlns:oel="http://schemas.microsoft.com/office/2019/extlst" xmlns:r="http://schemas.openxmlformats.org/officeDocument/2006/relationships" xmlns:m="http://schemas.openxmlformats.org/officeDocument/2006/math" xmlns:v="urn:schemas-microsoft-com:vml" xmlns:wp14="http://schemas.microsoft.com/office/word/2010/wordprocessingDrawing" xmlns:wp="http://schemas.openxmlformats.org/drawingml/2006/wordprocessingDrawing" xmlns:w10="urn:schemas-microsoft-com:office:word" xmlns:w="http://schemas.openxmlformats.org/wordprocessingml/2006/main" xmlns:w14="http://schemas.microsoft.com/office/word/2010/wordml" xmlns:w15="http://schemas.microsoft.com/office/word/2012/wordml" xmlns:w16cex="http://schemas.microsoft.com/office/word/2018/wordml/cex" xmlns:w16cid="http://schemas.microsoft.com/office/word/2016/wordml/cid" xmlns:w16="http://schemas.microsoft.com/office/word/2018/wordml" xmlns:w16du="http://schemas.microsoft.com/office/word/2023/wordml/word16du" xmlns:w16sdtdh="http://schemas.microsoft.com/office/word/2020/wordml/sdtdatahash" xmlns:w16se="http://schemas.microsoft.com/office/word/2015/wordml/symex" xmlns:wpg="http://schemas.microsoft.com/office/word/2010/wordprocessingGroup" xmlns:wpi="http://schemas.microsoft.com/office/word/2010/wordprocessingInk" xmlns:wne="http://schemas.microsoft.com/office/word/2006/wordml" xmlns:wps="http://schemas.microsoft.com/office/word/2010/wordprocessingShape" mc:Ignorable="w14 w15 w16se w16cid w16 w16cex w16sdtdh w16du wp14">
+<w:footnotes xmlns:wpc="http://schemas.microsoft.com/office/word/2010/wordprocessingCanvas" xmlns:cx="http://schemas.microsoft.com/office/drawing/2014/chartex" xmlns:cx1="http://schemas.microsoft.com/office/drawing/2015/9/8/chartex" xmlns:cx2="http://schemas.microsoft.com/office/drawing/2015/10/21/chartex" xmlns:cx3="http://schemas.microsoft.com/office/drawing/2016/5/9/chartex" xmlns:cx4="http://schemas.microsoft.com/office/drawing/2016/5/10/chartex" xmlns:cx5="http://schemas.microsoft.com/office/drawing/2016/5/11/chartex" xmlns:cx6="http://schemas.microsoft.com/office/drawing/2016/5/12/chartex" xmlns:cx7="http://schemas.microsoft.com/office/drawing/2016/5/13/chartex" xmlns:cx8="http://schemas.microsoft.com/office/drawing/2016/5/14/chartex" xmlns:mc="http://schemas.openxmlformats.org/markup-compatibility/2006" xmlns:aink="http://schemas.microsoft.com/office/drawing/2016/ink" xmlns:am3d="http://schemas.microsoft.com/office/drawing/2017/model3d" xmlns:o="urn:schemas-microsoft-com:office:office" xmlns:oel="http://schemas.microsoft.com/office/2019/extlst" xmlns:r="http://schemas.openxmlformats.org/officeDocument/2006/relationships" xmlns:m="http://schemas.openxmlformats.org/officeDocument/2006/math" xmlns:v="urn:schemas-microsoft-com:vml" xmlns:wp14="http://schemas.microsoft.com/office/word/2010/wordprocessingDrawing" xmlns:wp="http://schemas.openxmlformats.org/drawingml/2006/wordprocessingDrawing" xmlns:w10="urn:schemas-microsoft-com:office:word" xmlns:w="http://schemas.openxmlformats.org/wordprocessingml/2006/main" xmlns:w14="http://schemas.microsoft.com/office/word/2010/wordml" xmlns:w15="http://schemas.microsoft.com/office/word/2012/wordml" xmlns:w16cex="http://schemas.microsoft.com/office/word/2018/wordml/cex" xmlns:w16cid="http://schemas.microsoft.com/office/word/2016/wordml/cid" xmlns:w16="http://schemas.microsoft.com/office/word/2018/wordml" xmlns:w16du="http://schemas.microsoft.com/office/word/2023/wordml/word16du" xmlns:w16sdtdh="http://schemas.microsoft.com/office/word/2020/wordml/sdtdatahash" xmlns:w16sdtfl="http://schemas.microsoft.com/office/word/2024/wordml/sdtformatlock" xmlns:w16se="http://schemas.microsoft.com/office/word/2015/wordml/symex" xmlns:wpg="http://schemas.microsoft.com/office/word/2010/wordprocessingGroup" xmlns:wpi="http://schemas.microsoft.com/office/word/2010/wordprocessingInk" xmlns:wne="http://schemas.microsoft.com/office/word/2006/wordml" xmlns:wps="http://schemas.microsoft.com/office/word/2010/wordprocessingShape" mc:Ignorable="w14 w15 w16se w16cid w16 w16cex w16sdtdh w16sdtfl w16du wp14">
   <w:footnote w:type="separator" w:id="-1">
     <w:p>
       <w:pPr>
@@ -10258,7 +10324,7 @@
 </file>
 
 <file path=word/header1.xml><?xml version="1.0" encoding="utf-8"?>
-<w:hdr xmlns:wpc="http://schemas.microsoft.com/office/word/2010/wordprocessingCanvas" xmlns:cx="http://schemas.microsoft.com/office/drawing/2014/chartex" xmlns:cx1="http://schemas.microsoft.com/office/drawing/2015/9/8/chartex" xmlns:cx2="http://schemas.microsoft.com/office/drawing/2015/10/21/chartex" xmlns:cx3="http://schemas.microsoft.com/office/drawing/2016/5/9/chartex" xmlns:cx4="http://schemas.microsoft.com/office/drawing/2016/5/10/chartex" xmlns:cx5="http://schemas.microsoft.com/office/drawing/2016/5/11/chartex" xmlns:cx6="http://schemas.microsoft.com/office/drawing/2016/5/12/chartex" xmlns:cx7="http://schemas.microsoft.com/office/drawing/2016/5/13/chartex" xmlns:cx8="http://schemas.microsoft.com/office/drawing/2016/5/14/chartex" xmlns:mc="http://schemas.openxmlformats.org/markup-compatibility/2006" xmlns:aink="http://schemas.microsoft.com/office/drawing/2016/ink" xmlns:am3d="http://schemas.microsoft.com/office/drawing/2017/model3d" xmlns:o="urn:schemas-microsoft-com:office:office" xmlns:oel="http://schemas.microsoft.com/office/2019/extlst" xmlns:r="http://schemas.openxmlformats.org/officeDocument/2006/relationships" xmlns:m="http://schemas.openxmlformats.org/officeDocument/2006/math" xmlns:v="urn:schemas-microsoft-com:vml" xmlns:wp14="http://schemas.microsoft.com/office/word/2010/wordprocessingDrawing" xmlns:wp="http://schemas.openxmlformats.org/drawingml/2006/wordprocessingDrawing" xmlns:w10="urn:schemas-microsoft-com:office:word" xmlns:w="http://schemas.openxmlformats.org/wordprocessingml/2006/main" xmlns:w14="http://schemas.microsoft.com/office/word/2010/wordml" xmlns:w15="http://schemas.microsoft.com/office/word/2012/wordml" xmlns:w16cex="http://schemas.microsoft.com/office/word/2018/wordml/cex" xmlns:w16cid="http://schemas.microsoft.com/office/word/2016/wordml/cid" xmlns:w16="http://schemas.microsoft.com/office/word/2018/wordml" xmlns:w16du="http://schemas.microsoft.com/office/word/2023/wordml/word16du" xmlns:w16sdtdh="http://schemas.microsoft.com/office/word/2020/wordml/sdtdatahash" xmlns:w16se="http://schemas.microsoft.com/office/word/2015/wordml/symex" xmlns:wpg="http://schemas.microsoft.com/office/word/2010/wordprocessingGroup" xmlns:wpi="http://schemas.microsoft.com/office/word/2010/wordprocessingInk" xmlns:wne="http://schemas.microsoft.com/office/word/2006/wordml" xmlns:wps="http://schemas.microsoft.com/office/word/2010/wordprocessingShape" mc:Ignorable="w14 w15 w16se w16cid w16 w16cex w16sdtdh w16du wp14">
+<w:hdr xmlns:wpc="http://schemas.microsoft.com/office/word/2010/wordprocessingCanvas" xmlns:cx="http://schemas.microsoft.com/office/drawing/2014/chartex" xmlns:cx1="http://schemas.microsoft.com/office/drawing/2015/9/8/chartex" xmlns:cx2="http://schemas.microsoft.com/office/drawing/2015/10/21/chartex" xmlns:cx3="http://schemas.microsoft.com/office/drawing/2016/5/9/chartex" xmlns:cx4="http://schemas.microsoft.com/office/drawing/2016/5/10/chartex" xmlns:cx5="http://schemas.microsoft.com/office/drawing/2016/5/11/chartex" xmlns:cx6="http://schemas.microsoft.com/office/drawing/2016/5/12/chartex" xmlns:cx7="http://schemas.microsoft.com/office/drawing/2016/5/13/chartex" xmlns:cx8="http://schemas.microsoft.com/office/drawing/2016/5/14/chartex" xmlns:mc="http://schemas.openxmlformats.org/markup-compatibility/2006" xmlns:aink="http://schemas.microsoft.com/office/drawing/2016/ink" xmlns:am3d="http://schemas.microsoft.com/office/drawing/2017/model3d" xmlns:o="urn:schemas-microsoft-com:office:office" xmlns:oel="http://schemas.microsoft.com/office/2019/extlst" xmlns:r="http://schemas.openxmlformats.org/officeDocument/2006/relationships" xmlns:m="http://schemas.openxmlformats.org/officeDocument/2006/math" xmlns:v="urn:schemas-microsoft-com:vml" xmlns:wp14="http://schemas.microsoft.com/office/word/2010/wordprocessingDrawing" xmlns:wp="http://schemas.openxmlformats.org/drawingml/2006/wordprocessingDrawing" xmlns:w10="urn:schemas-microsoft-com:office:word" xmlns:w="http://schemas.openxmlformats.org/wordprocessingml/2006/main" xmlns:w14="http://schemas.microsoft.com/office/word/2010/wordml" xmlns:w15="http://schemas.microsoft.com/office/word/2012/wordml" xmlns:w16cex="http://schemas.microsoft.com/office/word/2018/wordml/cex" xmlns:w16cid="http://schemas.microsoft.com/office/word/2016/wordml/cid" xmlns:w16="http://schemas.microsoft.com/office/word/2018/wordml" xmlns:w16du="http://schemas.microsoft.com/office/word/2023/wordml/word16du" xmlns:w16sdtdh="http://schemas.microsoft.com/office/word/2020/wordml/sdtdatahash" xmlns:w16sdtfl="http://schemas.microsoft.com/office/word/2024/wordml/sdtformatlock" xmlns:w16se="http://schemas.microsoft.com/office/word/2015/wordml/symex" xmlns:wpg="http://schemas.microsoft.com/office/word/2010/wordprocessingGroup" xmlns:wpi="http://schemas.microsoft.com/office/word/2010/wordprocessingInk" xmlns:wne="http://schemas.microsoft.com/office/word/2006/wordml" xmlns:wps="http://schemas.microsoft.com/office/word/2010/wordprocessingShape" mc:Ignorable="w14 w15 w16se w16cid w16 w16cex w16sdtdh w16sdtfl w16du wp14">
   <w:p>
     <w:pPr>
       <w:spacing w:after="0" w:line="259" w:lineRule="auto"/>
@@ -10334,7 +10400,7 @@
 </file>
 
 <file path=word/header2.xml><?xml version="1.0" encoding="utf-8"?>
-<w:hdr xmlns:wpc="http://schemas.microsoft.com/office/word/2010/wordprocessingCanvas" xmlns:cx="http://schemas.microsoft.com/office/drawing/2014/chartex" xmlns:cx1="http://schemas.microsoft.com/office/drawing/2015/9/8/chartex" xmlns:cx2="http://schemas.microsoft.com/office/drawing/2015/10/21/chartex" xmlns:cx3="http://schemas.microsoft.com/office/drawing/2016/5/9/chartex" xmlns:cx4="http://schemas.microsoft.com/office/drawing/2016/5/10/chartex" xmlns:cx5="http://schemas.microsoft.com/office/drawing/2016/5/11/chartex" xmlns:cx6="http://schemas.microsoft.com/office/drawing/2016/5/12/chartex" xmlns:cx7="http://schemas.microsoft.com/office/drawing/2016/5/13/chartex" xmlns:cx8="http://schemas.microsoft.com/office/drawing/2016/5/14/chartex" xmlns:mc="http://schemas.openxmlformats.org/markup-compatibility/2006" xmlns:aink="http://schemas.microsoft.com/office/drawing/2016/ink" xmlns:am3d="http://schemas.microsoft.com/office/drawing/2017/model3d" xmlns:o="urn:schemas-microsoft-com:office:office" xmlns:oel="http://schemas.microsoft.com/office/2019/extlst" xmlns:r="http://schemas.openxmlformats.org/officeDocument/2006/relationships" xmlns:m="http://schemas.openxmlformats.org/officeDocument/2006/math" xmlns:v="urn:schemas-microsoft-com:vml" xmlns:wp14="http://schemas.microsoft.com/office/word/2010/wordprocessingDrawing" xmlns:wp="http://schemas.openxmlformats.org/drawingml/2006/wordprocessingDrawing" xmlns:w10="urn:schemas-microsoft-com:office:word" xmlns:w="http://schemas.openxmlformats.org/wordprocessingml/2006/main" xmlns:w14="http://schemas.microsoft.com/office/word/2010/wordml" xmlns:w15="http://schemas.microsoft.com/office/word/2012/wordml" xmlns:w16cex="http://schemas.microsoft.com/office/word/2018/wordml/cex" xmlns:w16cid="http://schemas.microsoft.com/office/word/2016/wordml/cid" xmlns:w16="http://schemas.microsoft.com/office/word/2018/wordml" xmlns:w16du="http://schemas.microsoft.com/office/word/2023/wordml/word16du" xmlns:w16sdtdh="http://schemas.microsoft.com/office/word/2020/wordml/sdtdatahash" xmlns:w16se="http://schemas.microsoft.com/office/word/2015/wordml/symex" xmlns:wpg="http://schemas.microsoft.com/office/word/2010/wordprocessingGroup" xmlns:wpi="http://schemas.microsoft.com/office/word/2010/wordprocessingInk" xmlns:wne="http://schemas.microsoft.com/office/word/2006/wordml" xmlns:wps="http://schemas.microsoft.com/office/word/2010/wordprocessingShape" mc:Ignorable="w14 w15 w16se w16cid w16 w16cex w16sdtdh w16du wp14">
+<w:hdr xmlns:wpc="http://schemas.microsoft.com/office/word/2010/wordprocessingCanvas" xmlns:cx="http://schemas.microsoft.com/office/drawing/2014/chartex" xmlns:cx1="http://schemas.microsoft.com/office/drawing/2015/9/8/chartex" xmlns:cx2="http://schemas.microsoft.com/office/drawing/2015/10/21/chartex" xmlns:cx3="http://schemas.microsoft.com/office/drawing/2016/5/9/chartex" xmlns:cx4="http://schemas.microsoft.com/office/drawing/2016/5/10/chartex" xmlns:cx5="http://schemas.microsoft.com/office/drawing/2016/5/11/chartex" xmlns:cx6="http://schemas.microsoft.com/office/drawing/2016/5/12/chartex" xmlns:cx7="http://schemas.microsoft.com/office/drawing/2016/5/13/chartex" xmlns:cx8="http://schemas.microsoft.com/office/drawing/2016/5/14/chartex" xmlns:mc="http://schemas.openxmlformats.org/markup-compatibility/2006" xmlns:aink="http://schemas.microsoft.com/office/drawing/2016/ink" xmlns:am3d="http://schemas.microsoft.com/office/drawing/2017/model3d" xmlns:o="urn:schemas-microsoft-com:office:office" xmlns:oel="http://schemas.microsoft.com/office/2019/extlst" xmlns:r="http://schemas.openxmlformats.org/officeDocument/2006/relationships" xmlns:m="http://schemas.openxmlformats.org/officeDocument/2006/math" xmlns:v="urn:schemas-microsoft-com:vml" xmlns:wp14="http://schemas.microsoft.com/office/word/2010/wordprocessingDrawing" xmlns:wp="http://schemas.openxmlformats.org/drawingml/2006/wordprocessingDrawing" xmlns:w10="urn:schemas-microsoft-com:office:word" xmlns:w="http://schemas.openxmlformats.org/wordprocessingml/2006/main" xmlns:w14="http://schemas.microsoft.com/office/word/2010/wordml" xmlns:w15="http://schemas.microsoft.com/office/word/2012/wordml" xmlns:w16cex="http://schemas.microsoft.com/office/word/2018/wordml/cex" xmlns:w16cid="http://schemas.microsoft.com/office/word/2016/wordml/cid" xmlns:w16="http://schemas.microsoft.com/office/word/2018/wordml" xmlns:w16du="http://schemas.microsoft.com/office/word/2023/wordml/word16du" xmlns:w16sdtdh="http://schemas.microsoft.com/office/word/2020/wordml/sdtdatahash" xmlns:w16sdtfl="http://schemas.microsoft.com/office/word/2024/wordml/sdtformatlock" xmlns:w16se="http://schemas.microsoft.com/office/word/2015/wordml/symex" xmlns:wpg="http://schemas.microsoft.com/office/word/2010/wordprocessingGroup" xmlns:wpi="http://schemas.microsoft.com/office/word/2010/wordprocessingInk" xmlns:wne="http://schemas.microsoft.com/office/word/2006/wordml" xmlns:wps="http://schemas.microsoft.com/office/word/2010/wordprocessingShape" mc:Ignorable="w14 w15 w16se w16cid w16 w16cex w16sdtdh w16sdtfl w16du wp14">
   <w:p>
     <w:pPr>
       <w:spacing w:after="0" w:line="240" w:lineRule="auto"/>
@@ -10375,7 +10441,7 @@
 </file>
 
 <file path=word/header3.xml><?xml version="1.0" encoding="utf-8"?>
-<w:hdr xmlns:wpc="http://schemas.microsoft.com/office/word/2010/wordprocessingCanvas" xmlns:cx="http://schemas.microsoft.com/office/drawing/2014/chartex" xmlns:cx1="http://schemas.microsoft.com/office/drawing/2015/9/8/chartex" xmlns:cx2="http://schemas.microsoft.com/office/drawing/2015/10/21/chartex" xmlns:cx3="http://schemas.microsoft.com/office/drawing/2016/5/9/chartex" xmlns:cx4="http://schemas.microsoft.com/office/drawing/2016/5/10/chartex" xmlns:cx5="http://schemas.microsoft.com/office/drawing/2016/5/11/chartex" xmlns:cx6="http://schemas.microsoft.com/office/drawing/2016/5/12/chartex" xmlns:cx7="http://schemas.microsoft.com/office/drawing/2016/5/13/chartex" xmlns:cx8="http://schemas.microsoft.com/office/drawing/2016/5/14/chartex" xmlns:mc="http://schemas.openxmlformats.org/markup-compatibility/2006" xmlns:aink="http://schemas.microsoft.com/office/drawing/2016/ink" xmlns:am3d="http://schemas.microsoft.com/office/drawing/2017/model3d" xmlns:o="urn:schemas-microsoft-com:office:office" xmlns:oel="http://schemas.microsoft.com/office/2019/extlst" xmlns:r="http://schemas.openxmlformats.org/officeDocument/2006/relationships" xmlns:m="http://schemas.openxmlformats.org/officeDocument/2006/math" xmlns:v="urn:schemas-microsoft-com:vml" xmlns:wp14="http://schemas.microsoft.com/office/word/2010/wordprocessingDrawing" xmlns:wp="http://schemas.openxmlformats.org/drawingml/2006/wordprocessingDrawing" xmlns:w10="urn:schemas-microsoft-com:office:word" xmlns:w="http://schemas.openxmlformats.org/wordprocessingml/2006/main" xmlns:w14="http://schemas.microsoft.com/office/word/2010/wordml" xmlns:w15="http://schemas.microsoft.com/office/word/2012/wordml" xmlns:w16cex="http://schemas.microsoft.com/office/word/2018/wordml/cex" xmlns:w16cid="http://schemas.microsoft.com/office/word/2016/wordml/cid" xmlns:w16="http://schemas.microsoft.com/office/word/2018/wordml" xmlns:w16du="http://schemas.microsoft.com/office/word/2023/wordml/word16du" xmlns:w16sdtdh="http://schemas.microsoft.com/office/word/2020/wordml/sdtdatahash" xmlns:w16se="http://schemas.microsoft.com/office/word/2015/wordml/symex" xmlns:wpg="http://schemas.microsoft.com/office/word/2010/wordprocessingGroup" xmlns:wpi="http://schemas.microsoft.com/office/word/2010/wordprocessingInk" xmlns:wne="http://schemas.microsoft.com/office/word/2006/wordml" xmlns:wps="http://schemas.microsoft.com/office/word/2010/wordprocessingShape" mc:Ignorable="w14 w15 w16se w16cid w16 w16cex w16sdtdh w16du wp14">
+<w:hdr xmlns:wpc="http://schemas.microsoft.com/office/word/2010/wordprocessingCanvas" xmlns:cx="http://schemas.microsoft.com/office/drawing/2014/chartex" xmlns:cx1="http://schemas.microsoft.com/office/drawing/2015/9/8/chartex" xmlns:cx2="http://schemas.microsoft.com/office/drawing/2015/10/21/chartex" xmlns:cx3="http://schemas.microsoft.com/office/drawing/2016/5/9/chartex" xmlns:cx4="http://schemas.microsoft.com/office/drawing/2016/5/10/chartex" xmlns:cx5="http://schemas.microsoft.com/office/drawing/2016/5/11/chartex" xmlns:cx6="http://schemas.microsoft.com/office/drawing/2016/5/12/chartex" xmlns:cx7="http://schemas.microsoft.com/office/drawing/2016/5/13/chartex" xmlns:cx8="http://schemas.microsoft.com/office/drawing/2016/5/14/chartex" xmlns:mc="http://schemas.openxmlformats.org/markup-compatibility/2006" xmlns:aink="http://schemas.microsoft.com/office/drawing/2016/ink" xmlns:am3d="http://schemas.microsoft.com/office/drawing/2017/model3d" xmlns:o="urn:schemas-microsoft-com:office:office" xmlns:oel="http://schemas.microsoft.com/office/2019/extlst" xmlns:r="http://schemas.openxmlformats.org/officeDocument/2006/relationships" xmlns:m="http://schemas.openxmlformats.org/officeDocument/2006/math" xmlns:v="urn:schemas-microsoft-com:vml" xmlns:wp14="http://schemas.microsoft.com/office/word/2010/wordprocessingDrawing" xmlns:wp="http://schemas.openxmlformats.org/drawingml/2006/wordprocessingDrawing" xmlns:w10="urn:schemas-microsoft-com:office:word" xmlns:w="http://schemas.openxmlformats.org/wordprocessingml/2006/main" xmlns:w14="http://schemas.microsoft.com/office/word/2010/wordml" xmlns:w15="http://schemas.microsoft.com/office/word/2012/wordml" xmlns:w16cex="http://schemas.microsoft.com/office/word/2018/wordml/cex" xmlns:w16cid="http://schemas.microsoft.com/office/word/2016/wordml/cid" xmlns:w16="http://schemas.microsoft.com/office/word/2018/wordml" xmlns:w16du="http://schemas.microsoft.com/office/word/2023/wordml/word16du" xmlns:w16sdtdh="http://schemas.microsoft.com/office/word/2020/wordml/sdtdatahash" xmlns:w16sdtfl="http://schemas.microsoft.com/office/word/2024/wordml/sdtformatlock" xmlns:w16se="http://schemas.microsoft.com/office/word/2015/wordml/symex" xmlns:wpg="http://schemas.microsoft.com/office/word/2010/wordprocessingGroup" xmlns:wpi="http://schemas.microsoft.com/office/word/2010/wordprocessingInk" xmlns:wne="http://schemas.microsoft.com/office/word/2006/wordml" xmlns:wps="http://schemas.microsoft.com/office/word/2010/wordprocessingShape" mc:Ignorable="w14 w15 w16se w16cid w16 w16cex w16sdtdh w16sdtfl w16du wp14">
   <w:p>
     <w:pPr>
       <w:spacing w:after="0" w:line="259" w:lineRule="auto"/>
@@ -10439,7 +10505,7 @@
 </file>
 
 <file path=word/numbering.xml><?xml version="1.0" encoding="utf-8"?>
-<w:numbering xmlns:wpc="http://schemas.microsoft.com/office/word/2010/wordprocessingCanvas" xmlns:cx="http://schemas.microsoft.com/office/drawing/2014/chartex" xmlns:cx1="http://schemas.microsoft.com/office/drawing/2015/9/8/chartex" xmlns:cx2="http://schemas.microsoft.com/office/drawing/2015/10/21/chartex" xmlns:cx3="http://schemas.microsoft.com/office/drawing/2016/5/9/chartex" xmlns:cx4="http://schemas.microsoft.com/office/drawing/2016/5/10/chartex" xmlns:cx5="http://schemas.microsoft.com/office/drawing/2016/5/11/chartex" xmlns:cx6="http://schemas.microsoft.com/office/drawing/2016/5/12/chartex" xmlns:cx7="http://schemas.microsoft.com/office/drawing/2016/5/13/chartex" xmlns:cx8="http://schemas.microsoft.com/office/drawing/2016/5/14/chartex" xmlns:mc="http://schemas.openxmlformats.org/markup-compatibility/2006" xmlns:aink="http://schemas.microsoft.com/office/drawing/2016/ink" xmlns:am3d="http://schemas.microsoft.com/office/drawing/2017/model3d" xmlns:o="urn:schemas-microsoft-com:office:office" xmlns:oel="http://schemas.microsoft.com/office/2019/extlst" xmlns:r="http://schemas.openxmlformats.org/officeDocument/2006/relationships" xmlns:m="http://schemas.openxmlformats.org/officeDocument/2006/math" xmlns:v="urn:schemas-microsoft-com:vml" xmlns:wp14="http://schemas.microsoft.com/office/word/2010/wordprocessingDrawing" xmlns:wp="http://schemas.openxmlformats.org/drawingml/2006/wordprocessingDrawing" xmlns:w10="urn:schemas-microsoft-com:office:word" xmlns:w="http://schemas.openxmlformats.org/wordprocessingml/2006/main" xmlns:w14="http://schemas.microsoft.com/office/word/2010/wordml" xmlns:w15="http://schemas.microsoft.com/office/word/2012/wordml" xmlns:w16cex="http://schemas.microsoft.com/office/word/2018/wordml/cex" xmlns:w16cid="http://schemas.microsoft.com/office/word/2016/wordml/cid" xmlns:w16="http://schemas.microsoft.com/office/word/2018/wordml" xmlns:w16du="http://schemas.microsoft.com/office/word/2023/wordml/word16du" xmlns:w16sdtdh="http://schemas.microsoft.com/office/word/2020/wordml/sdtdatahash" xmlns:w16se="http://schemas.microsoft.com/office/word/2015/wordml/symex" xmlns:wpg="http://schemas.microsoft.com/office/word/2010/wordprocessingGroup" xmlns:wpi="http://schemas.microsoft.com/office/word/2010/wordprocessingInk" xmlns:wne="http://schemas.microsoft.com/office/word/2006/wordml" xmlns:wps="http://schemas.microsoft.com/office/word/2010/wordprocessingShape" mc:Ignorable="w14 w15 w16se w16cid w16 w16cex w16sdtdh w16du wp14">
+<w:numbering xmlns:wpc="http://schemas.microsoft.com/office/word/2010/wordprocessingCanvas" xmlns:cx="http://schemas.microsoft.com/office/drawing/2014/chartex" xmlns:cx1="http://schemas.microsoft.com/office/drawing/2015/9/8/chartex" xmlns:cx2="http://schemas.microsoft.com/office/drawing/2015/10/21/chartex" xmlns:cx3="http://schemas.microsoft.com/office/drawing/2016/5/9/chartex" xmlns:cx4="http://schemas.microsoft.com/office/drawing/2016/5/10/chartex" xmlns:cx5="http://schemas.microsoft.com/office/drawing/2016/5/11/chartex" xmlns:cx6="http://schemas.microsoft.com/office/drawing/2016/5/12/chartex" xmlns:cx7="http://schemas.microsoft.com/office/drawing/2016/5/13/chartex" xmlns:cx8="http://schemas.microsoft.com/office/drawing/2016/5/14/chartex" xmlns:mc="http://schemas.openxmlformats.org/markup-compatibility/2006" xmlns:aink="http://schemas.microsoft.com/office/drawing/2016/ink" xmlns:am3d="http://schemas.microsoft.com/office/drawing/2017/model3d" xmlns:o="urn:schemas-microsoft-com:office:office" xmlns:oel="http://schemas.microsoft.com/office/2019/extlst" xmlns:r="http://schemas.openxmlformats.org/officeDocument/2006/relationships" xmlns:m="http://schemas.openxmlformats.org/officeDocument/2006/math" xmlns:v="urn:schemas-microsoft-com:vml" xmlns:wp14="http://schemas.microsoft.com/office/word/2010/wordprocessingDrawing" xmlns:wp="http://schemas.openxmlformats.org/drawingml/2006/wordprocessingDrawing" xmlns:w10="urn:schemas-microsoft-com:office:word" xmlns:w="http://schemas.openxmlformats.org/wordprocessingml/2006/main" xmlns:w14="http://schemas.microsoft.com/office/word/2010/wordml" xmlns:w15="http://schemas.microsoft.com/office/word/2012/wordml" xmlns:w16cex="http://schemas.microsoft.com/office/word/2018/wordml/cex" xmlns:w16cid="http://schemas.microsoft.com/office/word/2016/wordml/cid" xmlns:w16="http://schemas.microsoft.com/office/word/2018/wordml" xmlns:w16du="http://schemas.microsoft.com/office/word/2023/wordml/word16du" xmlns:w16sdtdh="http://schemas.microsoft.com/office/word/2020/wordml/sdtdatahash" xmlns:w16sdtfl="http://schemas.microsoft.com/office/word/2024/wordml/sdtformatlock" xmlns:w16se="http://schemas.microsoft.com/office/word/2015/wordml/symex" xmlns:wpg="http://schemas.microsoft.com/office/word/2010/wordprocessingGroup" xmlns:wpi="http://schemas.microsoft.com/office/word/2010/wordprocessingInk" xmlns:wne="http://schemas.microsoft.com/office/word/2006/wordml" xmlns:wps="http://schemas.microsoft.com/office/word/2010/wordprocessingShape" mc:Ignorable="w14 w15 w16se w16cid w16 w16cex w16sdtdh w16sdtfl w16du wp14">
   <w:abstractNum w:abstractNumId="0" w15:restartNumberingAfterBreak="0">
     <w:nsid w:val="03F62769"/>
     <w:multiLevelType w:val="hybridMultilevel"/>
@@ -13976,7 +14042,7 @@
 </file>
 
 <file path=word/styles.xml><?xml version="1.0" encoding="utf-8"?>
-<w:styles xmlns:mc="http://schemas.openxmlformats.org/markup-compatibility/2006" xmlns:r="http://schemas.openxmlformats.org/officeDocument/2006/relationships" xmlns:w="http://schemas.openxmlformats.org/wordprocessingml/2006/main" xmlns:w14="http://schemas.microsoft.com/office/word/2010/wordml" xmlns:w15="http://schemas.microsoft.com/office/word/2012/wordml" xmlns:w16cex="http://schemas.microsoft.com/office/word/2018/wordml/cex" xmlns:w16cid="http://schemas.microsoft.com/office/word/2016/wordml/cid" xmlns:w16="http://schemas.microsoft.com/office/word/2018/wordml" xmlns:w16du="http://schemas.microsoft.com/office/word/2023/wordml/word16du" xmlns:w16sdtdh="http://schemas.microsoft.com/office/word/2020/wordml/sdtdatahash" xmlns:w16se="http://schemas.microsoft.com/office/word/2015/wordml/symex" mc:Ignorable="w14 w15 w16se w16cid w16 w16cex w16sdtdh w16du">
+<w:styles xmlns:mc="http://schemas.openxmlformats.org/markup-compatibility/2006" xmlns:r="http://schemas.openxmlformats.org/officeDocument/2006/relationships" xmlns:w="http://schemas.openxmlformats.org/wordprocessingml/2006/main" xmlns:w14="http://schemas.microsoft.com/office/word/2010/wordml" xmlns:w15="http://schemas.microsoft.com/office/word/2012/wordml" xmlns:w16cex="http://schemas.microsoft.com/office/word/2018/wordml/cex" xmlns:w16cid="http://schemas.microsoft.com/office/word/2016/wordml/cid" xmlns:w16="http://schemas.microsoft.com/office/word/2018/wordml" xmlns:w16du="http://schemas.microsoft.com/office/word/2023/wordml/word16du" xmlns:w16sdtdh="http://schemas.microsoft.com/office/word/2020/wordml/sdtdatahash" xmlns:w16sdtfl="http://schemas.microsoft.com/office/word/2024/wordml/sdtformatlock" xmlns:w16se="http://schemas.microsoft.com/office/word/2015/wordml/symex" mc:Ignorable="w14 w15 w16se w16cid w16 w16cex w16sdtdh w16sdtfl w16du">
   <w:docDefaults>
     <w:rPrDefault>
       <w:rPr>
